--- a/publications/jarmanPartFurnitureNow2022.docx
+++ b/publications/jarmanPartFurnitureNow2022.docx
@@ -121,7 +121,7 @@
         </w:p>
       </w:sdtContent>
     </w:sdt>
-    <w:bookmarkStart w:id="24" w:name="introduction"/>
+    <w:bookmarkStart w:id="13" w:name="introduction"/>
     <w:p>
       <w:pPr>
         <w:pStyle w:val="Heading1"/>
@@ -141,7 +141,7 @@
         <w:rPr>
           <w:rStyle w:val="FootnoteReference"/>
         </w:rPr>
-        <w:footnoteReference w:id="20"/>
+        <w:footnoteReference w:id="9"/>
       </w:r>
       <w:r>
         <w:t xml:space="preserve"> </w:t>
@@ -153,7 +153,7 @@
         <w:rPr>
           <w:rStyle w:val="FootnoteReference"/>
         </w:rPr>
-        <w:footnoteReference w:id="21"/>
+        <w:footnoteReference w:id="10"/>
       </w:r>
       <w:r>
         <w:t xml:space="preserve"> </w:t>
@@ -183,31 +183,13 @@
         <w:pStyle w:val="BlockText"/>
       </w:pPr>
       <w:r>
-        <w:t xml:space="preserve">Jeff: Eleven. I knew I’d go past, but I didn’t know I’d go past it this long […] I just kept thinking to myself,</w:t>
-      </w:r>
-      <w:r>
-        <w:t xml:space="preserve"> </w:t>
-      </w:r>
-      <w:r>
-        <w:t xml:space="preserve">“how long have I got to do? How long am I going to be here for?”</w:t>
-      </w:r>
-      <w:r>
-        <w:t xml:space="preserve"> </w:t>
-      </w:r>
-      <w:r>
-        <w:t xml:space="preserve">And then it was a year, another year, another year [and] I started thinking,</w:t>
-      </w:r>
-      <w:r>
-        <w:t xml:space="preserve"> </w:t>
-      </w:r>
-      <w:r>
-        <w:t xml:space="preserve">“Pfffft… Part of the furniture now, innit?”</w:t>
+        <w:t xml:space="preserve">Jeff: Eleven. I knew I’d go past, but I didn’t know I’d go past it this long […] I just kept thinking to myself, “how long have I got to do? How long am I going to be here for?” And then it was a year, another year, another year [and] I started thinking, “Pfffft… Part of the furniture now, innit?”</w:t>
       </w:r>
       <w:r>
         <w:rPr>
           <w:rStyle w:val="FootnoteReference"/>
         </w:rPr>
-        <w:footnoteReference w:id="22"/>
+        <w:footnoteReference w:id="11"/>
       </w:r>
     </w:p>
     <w:p>
@@ -215,49 +197,19 @@
         <w:pStyle w:val="FirstParagraph"/>
       </w:pPr>
       <w:r>
-        <w:t xml:space="preserve">Grant and Jeff were both held in an open prison. Both aged around sixty and both convicted of murder many years before, Grant, who was nearing his</w:t>
-      </w:r>
-      <w:r>
-        <w:t xml:space="preserve"> </w:t>
-      </w:r>
-      <w:r>
-        <w:t xml:space="preserve">‘tariff’</w:t>
-      </w:r>
-      <w:r>
-        <w:t xml:space="preserve"> </w:t>
-      </w:r>
-      <w:r>
-        <w:t xml:space="preserve">date,</w:t>
+        <w:t xml:space="preserve">Grant and Jeff were both held in an open prison. Both aged around sixty and both convicted of murder many years before, Grant, who was nearing his ‘tariff’ date,</w:t>
       </w:r>
       <w:r>
         <w:rPr>
           <w:rStyle w:val="FootnoteReference"/>
         </w:rPr>
-        <w:footnoteReference w:id="23"/>
-      </w:r>
-      <w:r>
-        <w:t xml:space="preserve"> </w:t>
-      </w:r>
-      <w:r>
-        <w:t xml:space="preserve">had recently learned that prison staff were recommending that the Parole Board release him, reasoning that the risk of his harming others again was manageable. Jeff’s tariff, however, had long since passed, and his record of occasionally unpredictable behaviour in custody left the impression of a riskier release. Although Jeff felt like</w:t>
-      </w:r>
-      <w:r>
-        <w:t xml:space="preserve"> </w:t>
-      </w:r>
-      <w:r>
-        <w:t xml:space="preserve">‘part of the furniture’</w:t>
-      </w:r>
-      <w:r>
-        <w:t xml:space="preserve">—a forgotten and unnoticed feature of a wider scene—official worries associated with his possible release meant he was in fact subject to more intense behaviour monitoring than many of his peers, though whether he was aware of this was less clear. He was eager for release but uncertain what could bring it about, while Grant, who was likely to be released soon, said he was</w:t>
-      </w:r>
-      <w:r>
-        <w:t xml:space="preserve"> </w:t>
-      </w:r>
-      <w:r>
-        <w:t xml:space="preserve">‘in no hurry’</w:t>
-      </w:r>
-      <w:r>
-        <w:t xml:space="preserve">.</w:t>
+        <w:footnoteReference w:id="12"/>
+      </w:r>
+      <w:r>
+        <w:t xml:space="preserve"> </w:t>
+      </w:r>
+      <w:r>
+        <w:t xml:space="preserve">had recently learned that prison staff were recommending that the Parole Board release him, reasoning that the risk of his harming others again was manageable. Jeff’s tariff, however, had long since passed, and his record of occasionally unpredictable behaviour in custody left the impression of a riskier release. Although Jeff felt like ‘part of the furniture’—a forgotten and unnoticed feature of a wider scene—official worries associated with his possible release meant he was in fact subject to more intense behaviour monitoring than many of his peers, though whether he was aware of this was less clear. He was eager for release but uncertain what could bring it about, while Grant, who was likely to be released soon, said he was ‘in no hurry’.</w:t>
       </w:r>
     </w:p>
     <w:p>
@@ -274,19 +226,7 @@
         <w:t xml:space="preserve"> </w:t>
       </w:r>
       <w:r>
-        <w:t xml:space="preserve">in that their efforts to</w:t>
-      </w:r>
-      <w:r>
-        <w:t xml:space="preserve"> </w:t>
-      </w:r>
-      <w:r>
-        <w:t xml:space="preserve">‘do the right thing’</w:t>
-      </w:r>
-      <w:r>
-        <w:t xml:space="preserve"> </w:t>
-      </w:r>
-      <w:r>
-        <w:t xml:space="preserve">over many years had still left them unable to realise the long-term intentions which really mattered to them.</w:t>
+        <w:t xml:space="preserve">in that their efforts to ‘do the right thing’ over many years had still left them unable to realise the long-term intentions which really mattered to them.</w:t>
       </w:r>
       <w:r>
         <w:t xml:space="preserve"> </w:t>
@@ -300,8 +240,8 @@
         <w:t xml:space="preserve">To explain this situation, it is first necessary to review recent anthropological scholarship for an account of how people strive to shape themselves into whom they need to become. Two theoretical strands in this literature are discussed, before the specifics of each empirical case are described in greater detail. A final, concluding section discusses how Jeff’s and Grant’s attempts to be ethical were frustrated by the way officialdom addressed them about ethics: by imposing quasi-universal moral obligations, which were difficult if not impossible for them to realise in practice.</w:t>
       </w:r>
     </w:p>
-    <w:bookmarkEnd w:id="24"/>
-    <w:bookmarkStart w:id="26" w:name="virtue-ethics-in-practice"/>
+    <w:bookmarkEnd w:id="13"/>
+    <w:bookmarkStart w:id="15" w:name="virtue-ethics-in-practice"/>
     <w:p>
       <w:pPr>
         <w:pStyle w:val="Heading1"/>
@@ -427,7 +367,24 @@
         <w:t xml:space="preserve"> </w:t>
       </w:r>
       <w:r>
-        <w:t xml:space="preserve">(</w:t>
+        <w:t xml:space="preserve">(e.g.</w:t>
+      </w:r>
+      <w:r>
+        <w:t xml:space="preserve"> </w:t>
+      </w:r>
+      <w:hyperlink w:anchor="ref-foucaultHistorySexualityVolume1988">
+        <w:r>
+          <w:rPr>
+            <w:rStyle w:val="Hyperlink"/>
+          </w:rPr>
+          <w:t xml:space="preserve">1988</w:t>
+        </w:r>
+      </w:hyperlink>
+      <w:r>
+        <w:t xml:space="preserve">,</w:t>
+      </w:r>
+      <w:r>
+        <w:t xml:space="preserve"> </w:t>
       </w:r>
       <w:hyperlink w:anchor="ref-foucaultUsesPleasureHistory1986">
         <w:r>
@@ -438,36 +395,13 @@
         </w:r>
       </w:hyperlink>
       <w:r>
-        <w:t xml:space="preserve">; e.g.</w:t>
-      </w:r>
-      <w:r>
-        <w:t xml:space="preserve"> </w:t>
-      </w:r>
-      <w:hyperlink w:anchor="ref-foucaultHistorySexualityVolume1988">
-        <w:r>
-          <w:rPr>
-            <w:rStyle w:val="Hyperlink"/>
-          </w:rPr>
-          <w:t xml:space="preserve">1988</w:t>
-        </w:r>
-      </w:hyperlink>
-      <w:r>
         <w:t xml:space="preserve">)</w:t>
       </w:r>
       <w:r>
         <w:t xml:space="preserve"> </w:t>
       </w:r>
       <w:r>
-        <w:t xml:space="preserve">for conceptual and theoretical foundations. In this view, ethics consists in striving to occupy a</w:t>
-      </w:r>
-      <w:r>
-        <w:t xml:space="preserve"> </w:t>
-      </w:r>
-      <w:r>
-        <w:t xml:space="preserve">‘subject position’</w:t>
-      </w:r>
-      <w:r>
-        <w:t xml:space="preserve">. Subject positions are shaped by a range of influences, not simply systematic moral codes. Certainly, they respond to such codes, which in turn are promoted by various social institutions (e.g. schools, professions, prisons, organised religions). To the extent that moral codes are promoted by established institutions, they are structured by existing power relations. But ethical duties also arise from relationships—familial, occupational, kinship, etc.—meaning that to occupy a subject position is not simply to replicate a moral code, but rather to reflect on one’s duties, to evaluate oneself, and to choose how one might fulfil the duties consistent with a good life.</w:t>
+        <w:t xml:space="preserve">for conceptual and theoretical foundations. In this view, ethics consists in striving to occupy a ‘subject position’. Subject positions are shaped by a range of influences, not simply systematic moral codes. Certainly, they respond to such codes, which in turn are promoted by various social institutions (e.g. schools, professions, prisons, organised religions). To the extent that moral codes are promoted by established institutions, they are structured by existing power relations. But ethical duties also arise from relationships—familial, occupational, kinship, etc.—meaning that to occupy a subject position is not simply to replicate a moral code, but rather to reflect on one’s duties, to evaluate oneself, and to choose how one might fulfil the duties consistent with a good life.</w:t>
       </w:r>
     </w:p>
     <w:p>
@@ -542,7 +476,7 @@
         <w:rPr>
           <w:rStyle w:val="FootnoteReference"/>
         </w:rPr>
-        <w:footnoteReference w:id="25"/>
+        <w:footnoteReference w:id="14"/>
       </w:r>
     </w:p>
     <w:p>
@@ -667,19 +601,7 @@
         <w:t xml:space="preserve"> </w:t>
       </w:r>
       <w:r>
-        <w:t xml:space="preserve">This</w:t>
-      </w:r>
-      <w:r>
-        <w:t xml:space="preserve"> </w:t>
-      </w:r>
-      <w:r>
-        <w:t xml:space="preserve">‘humanist’</w:t>
-      </w:r>
-      <w:r>
-        <w:t xml:space="preserve"> </w:t>
-      </w:r>
-      <w:r>
-        <w:t xml:space="preserve">strand</w:t>
+        <w:t xml:space="preserve">This ‘humanist’ strand</w:t>
       </w:r>
       <w:r>
         <w:t xml:space="preserve"> </w:t>
@@ -718,19 +640,7 @@
         <w:t xml:space="preserve"> </w:t>
       </w:r>
       <w:r>
-        <w:t xml:space="preserve">approach to moral reasoning. Both are therefore opposed to Kantian deontology, utilitarian consequentialism, or the notion of any</w:t>
-      </w:r>
-      <w:r>
-        <w:t xml:space="preserve"> </w:t>
-      </w:r>
-      <w:r>
-        <w:t xml:space="preserve">‘authoritative’</w:t>
-      </w:r>
-      <w:r>
-        <w:t xml:space="preserve"> </w:t>
-      </w:r>
-      <w:r>
-        <w:t xml:space="preserve">approaches to right action. Both strands, rather than seeking to answer how human beings ought to conduct themselves, instead observe how human beings reflect on and evaluate their actions. –&gt;</w:t>
+        <w:t xml:space="preserve">approach to moral reasoning. Both are therefore opposed to Kantian deontology, utilitarian consequentialism, or the notion of any ‘authoritative’ approaches to right action. Both strands, rather than seeking to answer how human beings ought to conduct themselves, instead observe how human beings reflect on and evaluate their actions. –&gt;</w:t>
       </w:r>
       <w:r>
         <w:t xml:space="preserve"> </w:t>
@@ -741,31 +651,16 @@
         <w:pStyle w:val="BodyText"/>
       </w:pPr>
       <w:r>
-        <w:t xml:space="preserve">‘Humanist’</w:t>
-      </w:r>
-      <w:r>
-        <w:t xml:space="preserve"> </w:t>
-      </w:r>
-      <w:r>
-        <w:t xml:space="preserve">approaches to virtue ethics emphasise not so much how ethical considerations are embedded in power relations and social structure, but rather the phenomenological character of ethics. Its account is more biographical and temporal, and emphasises the lived-forward-understood-backwards aspects of ethical life</w:t>
-      </w:r>
-      <w:r>
-        <w:t xml:space="preserve"> </w:t>
-      </w:r>
-      <w:r>
-        <w:t xml:space="preserve"> </w:t>
-      </w:r>
-      <w:r>
-        <w:t xml:space="preserve">, which in turn highlights the role of fate and luck in ethical thinking, and the notion of</w:t>
-      </w:r>
-      <w:r>
-        <w:t xml:space="preserve"> </w:t>
-      </w:r>
-      <w:r>
-        <w:t xml:space="preserve">‘moral tragedy’</w:t>
-      </w:r>
-      <w:r>
-        <w:t xml:space="preserve">: situations in which people strive for unattainable, opposed, flawed or incommensurable visions of the good. Where people possess imperfect knowledge, for example, they are often nevertheless forced to imagine alternative scenarios they might still have no choice between. Narrative is important to humanist accounts of virtue ethics, both because it helps construct retrospective accounts of meaning, but also because it can project the self into possible futures</w:t>
+        <w:t xml:space="preserve">‘Humanist’ approaches to virtue ethics emphasise not so much how ethical considerations are embedded in power relations and social structure, but rather the phenomenological character of ethics. Its account is more biographical and temporal, and emphasises the lived-forward-understood-backwards aspects of ethical life</w:t>
+      </w:r>
+      <w:r>
+        <w:t xml:space="preserve"> </w:t>
+      </w:r>
+      <w:r>
+        <w:t xml:space="preserve"> </w:t>
+      </w:r>
+      <w:r>
+        <w:t xml:space="preserve">, which in turn highlights the role of fate and luck in ethical thinking, and the notion of ‘moral tragedy’: situations in which people strive for unattainable, opposed, flawed or incommensurable visions of the good. Where people possess imperfect knowledge, for example, they are often nevertheless forced to imagine alternative scenarios they might still have no choice between. Narrative is important to humanist accounts of virtue ethics, both because it helps construct retrospective accounts of meaning, but also because it can project the self into possible futures</w:t>
       </w:r>
       <w:r>
         <w:t xml:space="preserve"> </w:t>
@@ -839,13 +734,7 @@
         <w:t xml:space="preserve"> </w:t>
       </w:r>
       <w:r>
-        <w:t xml:space="preserve">should foreseeable circumstances arise). Finally, humanist virtue ethics has given us the concept of the ethical</w:t>
-      </w:r>
-      <w:r>
-        <w:t xml:space="preserve"> </w:t>
-      </w:r>
-      <w:r>
-        <w:t xml:space="preserve">‘ground project’</w:t>
+        <w:t xml:space="preserve">should foreseeable circumstances arise). Finally, humanist virtue ethics has given us the concept of the ethical ‘ground project’</w:t>
       </w:r>
       <w:r>
         <w:t xml:space="preserve"> </w:t>
@@ -886,19 +775,7 @@
         <w:t xml:space="preserve"> </w:t>
       </w:r>
       <w:r>
-        <w:t xml:space="preserve">. These codes posed contradictory demands, but were also backed by</w:t>
-      </w:r>
-      <w:r>
-        <w:t xml:space="preserve"> </w:t>
-      </w:r>
-      <w:r>
-        <w:t xml:space="preserve">‘tight’</w:t>
-      </w:r>
-      <w:r>
-        <w:t xml:space="preserve"> </w:t>
-      </w:r>
-      <w:r>
-        <w:t xml:space="preserve">penal power which made compliance a precondition of release from prison and subsequent parole.</w:t>
+        <w:t xml:space="preserve">. These codes posed contradictory demands, but were also backed by ‘tight’ penal power which made compliance a precondition of release from prison and subsequent parole.</w:t>
       </w:r>
       <w:r>
         <w:t xml:space="preserve"> </w:t>
@@ -931,23 +808,14 @@
         <w:t xml:space="preserve">for</w:t>
       </w:r>
       <w:r>
-        <w:t xml:space="preserve">—their</w:t>
-      </w:r>
-      <w:r>
-        <w:t xml:space="preserve"> </w:t>
-      </w:r>
-      <w:r>
-        <w:t xml:space="preserve">‘ground projects’</w:t>
-      </w:r>
-      <w:r>
-        <w:t xml:space="preserve">—or made these projects appear confoundingly difficult to pursue, even to the extent that they might appear (to officials) unethical.</w:t>
-      </w:r>
-      <w:r>
-        <w:t xml:space="preserve"> </w:t>
-      </w:r>
-    </w:p>
-    <w:bookmarkEnd w:id="26"/>
-    <w:bookmarkStart w:id="34" w:name="grant"/>
+        <w:t xml:space="preserve">—their ‘ground projects’—or made these projects appear confoundingly difficult to pursue, even to the extent that they might appear (to officials) unethical.</w:t>
+      </w:r>
+      <w:r>
+        <w:t xml:space="preserve"> </w:t>
+      </w:r>
+    </w:p>
+    <w:bookmarkEnd w:id="15"/>
+    <w:bookmarkStart w:id="23" w:name="grant"/>
     <w:p>
       <w:pPr>
         <w:pStyle w:val="Heading1"/>
@@ -1023,31 +891,7 @@
         <w:pStyle w:val="BodyText"/>
       </w:pPr>
       <w:r>
-        <w:t xml:space="preserve">Grant had killed his wife after learning she had been unfaithful. Describing memories of his career and (for many years) his happy marriage, Grant’s account of how things had gone so wrong took the form of a tragic narrative. He was at repeated pains to emphasise that he was fully responsible for the grave wrongs and harms caused by his lethal violence, and he worried about how his wife appeared in his telling of the story, but nonetheless maintained that both of them were responsible for the marriage having become toxic. This, he said, had been a delicate point to make in an offending behaviour course, which had been predicated on teaching Grant the</w:t>
-      </w:r>
-      <w:r>
-        <w:t xml:space="preserve"> </w:t>
-      </w:r>
-      <w:r>
-        <w:t xml:space="preserve">‘skills’</w:t>
-      </w:r>
-      <w:r>
-        <w:t xml:space="preserve"> </w:t>
-      </w:r>
-      <w:r>
-        <w:t xml:space="preserve">needed to better manage his emotions in (presumptively)</w:t>
-      </w:r>
-      <w:r>
-        <w:t xml:space="preserve"> </w:t>
-      </w:r>
-      <w:r>
-        <w:t xml:space="preserve">“healthier”</w:t>
-      </w:r>
-      <w:r>
-        <w:t xml:space="preserve"> </w:t>
-      </w:r>
-      <w:r>
-        <w:t xml:space="preserve">future relationships. While he had willingly participated in the course, Grant intended to completely pre-empt such a situation:</w:t>
+        <w:t xml:space="preserve">Grant had killed his wife after learning she had been unfaithful. Describing memories of his career and (for many years) his happy marriage, Grant’s account of how things had gone so wrong took the form of a tragic narrative. He was at repeated pains to emphasise that he was fully responsible for the grave wrongs and harms caused by his lethal violence, and he worried about how his wife appeared in his telling of the story, but nonetheless maintained that both of them were responsible for the marriage having become toxic. This, he said, had been a delicate point to make in an offending behaviour course, which had been predicated on teaching Grant the ‘skills’ needed to better manage his emotions in (presumptively) “healthier” future relationships. While he had willingly participated in the course, Grant intended to completely pre-empt such a situation:</w:t>
       </w:r>
     </w:p>
     <w:p>
@@ -1065,58 +909,7 @@
         <w:t xml:space="preserve"> </w:t>
       </w:r>
       <w:r>
-        <w:t xml:space="preserve">I got into a relationship, then yeah, there’s a bloody increased risk. Course there is. And I understand where they’re coming from. And I respect that. But what they should be also respecting [is] that I’m not gonna get in a relationship. [I said this to them] and [the facilitator] said to me,</w:t>
-      </w:r>
-      <w:r>
-        <w:t xml:space="preserve"> </w:t>
-      </w:r>
-      <w:r>
-        <w:t xml:space="preserve">“oh, don’t you trust women?”</w:t>
-      </w:r>
-      <w:r>
-        <w:t xml:space="preserve"> </w:t>
-      </w:r>
-      <w:r>
-        <w:t xml:space="preserve">I said,</w:t>
-      </w:r>
-      <w:r>
-        <w:t xml:space="preserve"> </w:t>
-      </w:r>
-      <w:r>
-        <w:t xml:space="preserve">“no, it’s not to do with that, it’s how I feel”</w:t>
-      </w:r>
-      <w:r>
-        <w:t xml:space="preserve">. I said,</w:t>
-      </w:r>
-      <w:r>
-        <w:t xml:space="preserve"> </w:t>
-      </w:r>
-      <w:r>
-        <w:t xml:space="preserve">“supposing I meet someone”</w:t>
-      </w:r>
-      <w:r>
-        <w:t xml:space="preserve">, […] I said,</w:t>
-      </w:r>
-      <w:r>
-        <w:t xml:space="preserve"> </w:t>
-      </w:r>
-      <w:r>
-        <w:t xml:space="preserve">“do I take her to the ballet, and then at half-time, over a gin and tonic, I say,</w:t>
-      </w:r>
-      <w:r>
-        <w:t xml:space="preserve"> </w:t>
-      </w:r>
-      <w:r>
-        <w:t xml:space="preserve">‘oh, by the way, I murdered my wife’</w:t>
-      </w:r>
-      <w:r>
-        <w:t xml:space="preserve">?”</w:t>
-      </w:r>
-      <w:r>
-        <w:t xml:space="preserve"> </w:t>
-      </w:r>
-      <w:r>
-        <w:t xml:space="preserve">It ain’t going to happen! It’s just not going to happen, you know? [five-second pause] Yes, it’s nice to have companionship, and that could be a problem later on.[five-second pause] But you don’t have to be lonely in this life [sighing] […] There’s no more lonelier place than in prison. And, I mean, I’ve got through [that].</w:t>
+        <w:t xml:space="preserve">I got into a relationship, then yeah, there’s a bloody increased risk. Course there is. And I understand where they’re coming from. And I respect that. But what they should be also respecting [is] that I’m not gonna get in a relationship. [I said this to them] and [the facilitator] said to me, “oh, don’t you trust women?” I said, “no, it’s not to do with that, it’s how I feel”. I said, “supposing I meet someone”, […] I said, “do I take her to the ballet, and then at half-time, over a gin and tonic, I say, ‘oh, by the way, I murdered my wife’?” It ain’t going to happen! It’s just not going to happen, you know? [five-second pause] Yes, it’s nice to have companionship, and that could be a problem later on.[five-second pause] But you don’t have to be lonely in this life [sighing] […] There’s no more lonelier place than in prison. And, I mean, I’ve got through [that].</w:t>
       </w:r>
     </w:p>
     <w:p>
@@ -1140,16 +933,7 @@
         <w:t xml:space="preserve"> </w:t>
       </w:r>
       <w:r>
-        <w:t xml:space="preserve">what he had lost, in which he could simply begin a new relationship but with the benefit of added</w:t>
-      </w:r>
-      <w:r>
-        <w:t xml:space="preserve"> </w:t>
-      </w:r>
-      <w:r>
-        <w:t xml:space="preserve">‘skills’</w:t>
-      </w:r>
-      <w:r>
-        <w:t xml:space="preserve">. Rehabilitation could not</w:t>
+        <w:t xml:space="preserve">what he had lost, in which he could simply begin a new relationship but with the benefit of added ‘skills’. Rehabilitation could not</w:t>
       </w:r>
       <w:r>
         <w:t xml:space="preserve"> </w:t>
@@ -1174,16 +958,7 @@
         <w:t xml:space="preserve"> </w:t>
       </w:r>
       <w:r>
-        <w:t xml:space="preserve">. Instead, Grant found it more meaningful to occupy the subject position of a repentant, but morally accountable,</w:t>
-      </w:r>
-      <w:r>
-        <w:t xml:space="preserve"> </w:t>
-      </w:r>
-      <w:r>
-        <w:t xml:space="preserve">‘retributive subject’</w:t>
-      </w:r>
-      <w:r>
-        <w:t xml:space="preserve">.</w:t>
+        <w:t xml:space="preserve">. Instead, Grant found it more meaningful to occupy the subject position of a repentant, but morally accountable, ‘retributive subject’.</w:t>
       </w:r>
       <w:r>
         <w:t xml:space="preserve"> </w:t>
@@ -1236,19 +1011,7 @@
         <w:t xml:space="preserve"> </w:t>
       </w:r>
       <w:r>
-        <w:t xml:space="preserve">Instead of working to internalise the idea that he was dangerous, and learning the</w:t>
-      </w:r>
-      <w:r>
-        <w:t xml:space="preserve"> </w:t>
-      </w:r>
-      <w:r>
-        <w:t xml:space="preserve">‘skills’</w:t>
-      </w:r>
-      <w:r>
-        <w:t xml:space="preserve"> </w:t>
-      </w:r>
-      <w:r>
-        <w:t xml:space="preserve">required to manage this risk, he emphasised moral agency, responsibility, remorse, and repentance</w:t>
+        <w:t xml:space="preserve">Instead of working to internalise the idea that he was dangerous, and learning the ‘skills’ required to manage this risk, he emphasised moral agency, responsibility, remorse, and repentance</w:t>
       </w:r>
       <w:r>
         <w:t xml:space="preserve"> </w:t>
@@ -1339,7 +1102,7 @@
         <w:rPr>
           <w:rStyle w:val="FootnoteReference"/>
         </w:rPr>
-        <w:footnoteReference w:id="27"/>
+        <w:footnoteReference w:id="16"/>
       </w:r>
       <w:r>
         <w:t xml:space="preserve"> </w:t>
@@ -1354,37 +1117,13 @@
         <w:t xml:space="preserve"> </w:t>
       </w:r>
       <w:r>
-        <w:t xml:space="preserve">I think he should have kept to himself […] So… afterwards, I said to him, I said,</w:t>
-      </w:r>
-      <w:r>
-        <w:t xml:space="preserve"> </w:t>
-      </w:r>
-      <w:r>
-        <w:t xml:space="preserve">“the courses that I’ve done and, like, the bereavement things I’ve done… about changing my beliefs, adapting them, dropping my beliefs completely…”</w:t>
-      </w:r>
-      <w:r>
-        <w:t xml:space="preserve"> </w:t>
-      </w:r>
-      <w:r>
-        <w:t xml:space="preserve">I said,</w:t>
-      </w:r>
-      <w:r>
-        <w:t xml:space="preserve"> </w:t>
-      </w:r>
-      <w:r>
-        <w:t xml:space="preserve">“isn’t it about time you looked at your beliefs?”</w:t>
-      </w:r>
-      <w:r>
-        <w:t xml:space="preserve"> </w:t>
-      </w:r>
-      <w:r>
-        <w:t xml:space="preserve">And he went silent. He just did not know what to say. Because I think he felt that maybe I was right. And then his attitude changed towards me and we got on great guns,</w:t>
+        <w:t xml:space="preserve">I think he should have kept to himself […] So… afterwards, I said to him, I said, “the courses that I’ve done and, like, the bereavement things I’ve done… about changing my beliefs, adapting them, dropping my beliefs completely…” I said, “isn’t it about time you looked at your beliefs?” And he went silent. He just did not know what to say. Because I think he felt that maybe I was right. And then his attitude changed towards me and we got on great guns,</w:t>
       </w:r>
       <w:r>
         <w:rPr>
           <w:rStyle w:val="FootnoteReference"/>
         </w:rPr>
-        <w:footnoteReference w:id="28"/>
+        <w:footnoteReference w:id="17"/>
       </w:r>
       <w:r>
         <w:t xml:space="preserve"> </w:t>
@@ -1401,16 +1140,7 @@
         <w:pStyle w:val="FirstParagraph"/>
       </w:pPr>
       <w:r>
-        <w:t xml:space="preserve">Offender managers (henceforth</w:t>
-      </w:r>
-      <w:r>
-        <w:t xml:space="preserve"> </w:t>
-      </w:r>
-      <w:r>
-        <w:t xml:space="preserve">‘OMs’</w:t>
-      </w:r>
-      <w:r>
-        <w:t xml:space="preserve">) have a key voice in the release process, through their written recommendations to parole panels [which are usually followed; see</w:t>
+        <w:t xml:space="preserve">Offender managers (henceforth ‘OMs’) have a key voice in the release process, through their written recommendations to parole panels [which are usually followed; see</w:t>
       </w:r>
       <w:r>
         <w:t xml:space="preserve"> </w:t>
@@ -1506,25 +1236,7 @@
         <w:t xml:space="preserve">)</w:t>
       </w:r>
       <w:r>
-        <w:t xml:space="preserve">]. For Grant to challenge his OM so starkly in a first meeting potentially jeopardised this important relationship, but can also be seen as a</w:t>
-      </w:r>
-      <w:r>
-        <w:t xml:space="preserve"> </w:t>
-      </w:r>
-      <w:r>
-        <w:t xml:space="preserve">‘costly signal’</w:t>
-      </w:r>
-      <w:r>
-        <w:t xml:space="preserve"> </w:t>
-      </w:r>
-      <w:r>
-        <w:t xml:space="preserve">of Grant’s being (ethically speaking) the</w:t>
-      </w:r>
-      <w:r>
-        <w:t xml:space="preserve"> </w:t>
-      </w:r>
-      <w:r>
-        <w:t xml:space="preserve">‘real deal’</w:t>
+        <w:t xml:space="preserve">]. For Grant to challenge his OM so starkly in a first meeting potentially jeopardised this important relationship, but can also be seen as a ‘costly signal’ of Grant’s being (ethically speaking) the ‘real deal’</w:t>
       </w:r>
       <w:r>
         <w:t xml:space="preserve"> </w:t>
@@ -1589,37 +1301,19 @@
         <w:t xml:space="preserve">)</w:t>
       </w:r>
       <w:r>
-        <w:t xml:space="preserve">. In effect, Grant was demanding the OM recognise him as a responsible, ethical person, not misrecognise him as a</w:t>
-      </w:r>
-      <w:r>
-        <w:t xml:space="preserve"> </w:t>
-      </w:r>
-      <w:r>
-        <w:t xml:space="preserve">‘bad’</w:t>
-      </w:r>
-      <w:r>
-        <w:t xml:space="preserve"> </w:t>
-      </w:r>
-      <w:r>
-        <w:t xml:space="preserve">person or a risk. He did this not by questioning the legitimacy of risk assessment but by pointing to his accomplishments in a different moral register.</w:t>
-      </w:r>
-      <w:r>
-        <w:t xml:space="preserve"> </w:t>
-      </w:r>
-      <w:r>
-        <w:t xml:space="preserve"> </w:t>
-      </w:r>
-      <w:r>
-        <w:t xml:space="preserve"> </w:t>
-      </w:r>
-      <w:r>
-        <w:t xml:space="preserve">His reference of a privileged understanding of the background to his crime (</w:t>
-      </w:r>
-      <w:r>
-        <w:t xml:space="preserve">“it never came out in court”</w:t>
-      </w:r>
-      <w:r>
-        <w:t xml:space="preserve">) is also striking. It hints that he had</w:t>
+        <w:t xml:space="preserve">. In effect, Grant was demanding the OM recognise him as a responsible, ethical person, not misrecognise him as a ‘bad’ person or a risk. He did this not by questioning the legitimacy of risk assessment but by pointing to his accomplishments in a different moral register.</w:t>
+      </w:r>
+      <w:r>
+        <w:t xml:space="preserve"> </w:t>
+      </w:r>
+      <w:r>
+        <w:t xml:space="preserve"> </w:t>
+      </w:r>
+      <w:r>
+        <w:t xml:space="preserve"> </w:t>
+      </w:r>
+      <w:r>
+        <w:t xml:space="preserve">His reference of a privileged understanding of the background to his crime (“it never came out in court”) is also striking. It hints that he had</w:t>
       </w:r>
       <w:r>
         <w:t xml:space="preserve"> </w:t>
@@ -1665,11 +1359,11 @@
           <w:rPr>
             <w:rStyle w:val="Hyperlink"/>
           </w:rPr>
-          <w:t xml:space="preserve">Keane 2016 Chapter 2</w:t>
+          <w:t xml:space="preserve">Keane 2016</w:t>
         </w:r>
       </w:hyperlink>
       <w:r>
-        <w:t xml:space="preserve">)</w:t>
+        <w:t xml:space="preserve">, chap. 2)</w:t>
       </w:r>
       <w:r>
         <w:t xml:space="preserve"> </w:t>
@@ -1701,28 +1395,7 @@
         <w:t xml:space="preserve">)</w:t>
       </w:r>
       <w:r>
-        <w:t xml:space="preserve">. For Grant, being visibly repentant was the ethical</w:t>
-      </w:r>
-      <w:r>
-        <w:t xml:space="preserve"> </w:t>
-      </w:r>
-      <w:r>
-        <w:t xml:space="preserve">‘ground project’</w:t>
-      </w:r>
-      <w:r>
-        <w:t xml:space="preserve">: it had become so important to who he thought he was that he might</w:t>
-      </w:r>
-      <w:r>
-        <w:t xml:space="preserve"> </w:t>
-      </w:r>
-      <w:r>
-        <w:t xml:space="preserve">“not know [himself]”</w:t>
-      </w:r>
-      <w:r>
-        <w:t xml:space="preserve"> </w:t>
-      </w:r>
-      <w:r>
-        <w:t xml:space="preserve">without it</w:t>
+        <w:t xml:space="preserve">. For Grant, being visibly repentant was the ethical ‘ground project’: it had become so important to who he thought he was that he might “not know [himself]” without it</w:t>
       </w:r>
       <w:r>
         <w:t xml:space="preserve"> </w:t>
@@ -1908,11 +1581,11 @@
           <w:rPr>
             <w:rStyle w:val="Hyperlink"/>
           </w:rPr>
-          <w:t xml:space="preserve">2020 Chapter 7</w:t>
+          <w:t xml:space="preserve">2020</w:t>
         </w:r>
       </w:hyperlink>
       <w:r>
-        <w:t xml:space="preserve">;</w:t>
+        <w:t xml:space="preserve">, chap. 7;</w:t>
       </w:r>
       <w:r>
         <w:t xml:space="preserve"> </w:t>
@@ -1936,11 +1609,11 @@
           <w:rPr>
             <w:rStyle w:val="Hyperlink"/>
           </w:rPr>
-          <w:t xml:space="preserve">2019 Chapters 2–4</w:t>
+          <w:t xml:space="preserve">Herbert 2019</w:t>
         </w:r>
       </w:hyperlink>
       <w:r>
-        <w:t xml:space="preserve">;</w:t>
+        <w:t xml:space="preserve">, chaps 2–4;</w:t>
       </w:r>
       <w:r>
         <w:t xml:space="preserve"> </w:t>
@@ -1950,11 +1623,11 @@
           <w:rPr>
             <w:rStyle w:val="Hyperlink"/>
           </w:rPr>
-          <w:t xml:space="preserve">Irwin 2009 Chapter 5</w:t>
+          <w:t xml:space="preserve">Irwin 2009</w:t>
         </w:r>
       </w:hyperlink>
       <w:r>
-        <w:t xml:space="preserve">)</w:t>
+        <w:t xml:space="preserve">, chap. 5)</w:t>
       </w:r>
       <w:r>
         <w:t xml:space="preserve">. Yet the temporality of Grant’s sentence—the fact that it came</w:t>
@@ -2018,7 +1691,7 @@
         <w:rPr>
           <w:rStyle w:val="FootnoteReference"/>
         </w:rPr>
-        <w:footnoteReference w:id="29"/>
+        <w:footnoteReference w:id="18"/>
       </w:r>
       <w:r>
         <w:t xml:space="preserve"> </w:t>
@@ -2030,7 +1703,7 @@
         <w:rPr>
           <w:rStyle w:val="FootnoteReference"/>
         </w:rPr>
-        <w:footnoteReference w:id="30"/>
+        <w:footnoteReference w:id="19"/>
       </w:r>
       <w:r>
         <w:t xml:space="preserve"> </w:t>
@@ -2048,7 +1721,7 @@
         <w:rPr>
           <w:rStyle w:val="FootnoteReference"/>
         </w:rPr>
-        <w:footnoteReference w:id="31"/>
+        <w:footnoteReference w:id="20"/>
       </w:r>
       <w:r>
         <w:t xml:space="preserve"> </w:t>
@@ -2071,31 +1744,7 @@
         <w:pStyle w:val="FirstParagraph"/>
       </w:pPr>
       <w:r>
-        <w:t xml:space="preserve">While complaints about short-staffing in the OMU and administrative logjams were common in the open prison where Grant was held, he explicitly forswore</w:t>
-      </w:r>
-      <w:r>
-        <w:t xml:space="preserve"> </w:t>
-      </w:r>
-      <w:r>
-        <w:t xml:space="preserve">“pushing”</w:t>
-      </w:r>
-      <w:r>
-        <w:t xml:space="preserve"> </w:t>
-      </w:r>
-      <w:r>
-        <w:t xml:space="preserve">his needs to the front of the queue by chasing them up. Where others campaigned for home leaves by</w:t>
-      </w:r>
-      <w:r>
-        <w:t xml:space="preserve"> </w:t>
-      </w:r>
-      <w:r>
-        <w:t xml:space="preserve">“manipulating the system”</w:t>
-      </w:r>
-      <w:r>
-        <w:t xml:space="preserve"> </w:t>
-      </w:r>
-      <w:r>
-        <w:t xml:space="preserve">(Grant’s own evaluative description), his own ethical practices involved dutiful acceptance of whatever fate might send him. In part, this was because he felt so disconnected from the single thing that mattered to him the most, and decisions about his release therefore felt less important. Grant lived to be reconciled with his children:</w:t>
+        <w:t xml:space="preserve">While complaints about short-staffing in the OMU and administrative logjams were common in the open prison where Grant was held, he explicitly forswore “pushing” his needs to the front of the queue by chasing them up. Where others campaigned for home leaves by “manipulating the system” (Grant’s own evaluative description), his own ethical practices involved dutiful acceptance of whatever fate might send him. In part, this was because he felt so disconnected from the single thing that mattered to him the most, and decisions about his release therefore felt less important. Grant lived to be reconciled with his children:</w:t>
       </w:r>
     </w:p>
     <w:p>
@@ -2144,70 +1793,25 @@
         <w:rPr>
           <w:rStyle w:val="FootnoteReference"/>
         </w:rPr>
-        <w:footnoteReference w:id="32"/>
-      </w:r>
-      <w:r>
-        <w:t xml:space="preserve"> </w:t>
-      </w:r>
-      <w:r>
-        <w:t xml:space="preserve">But I’ve got that little bit of hope […] If I was to hear tomorrow that– If I got a letter, saying,</w:t>
-      </w:r>
-      <w:r>
-        <w:t xml:space="preserve"> </w:t>
-      </w:r>
-      <w:r>
-        <w:t xml:space="preserve">“we never want to see you, you horrible bastard”</w:t>
-      </w:r>
-      <w:r>
-        <w:t xml:space="preserve"> </w:t>
-      </w:r>
-      <w:r>
-        <w:t xml:space="preserve">[sobbing] then I’d have nothing. I wouldn’t care about work. I wouldn’t care about getting out […] When I had my risk board,</w:t>
+        <w:footnoteReference w:id="21"/>
+      </w:r>
+      <w:r>
+        <w:t xml:space="preserve"> </w:t>
+      </w:r>
+      <w:r>
+        <w:t xml:space="preserve">But I’ve got that little bit of hope […] If I was to hear tomorrow that– If I got a letter, saying, “we never want to see you, you horrible bastard” [sobbing] then I’d have nothing. I wouldn’t care about work. I wouldn’t care about getting out […] When I had my risk board,</w:t>
       </w:r>
       <w:r>
         <w:rPr>
           <w:rStyle w:val="FootnoteReference"/>
         </w:rPr>
-        <w:footnoteReference w:id="33"/>
-      </w:r>
-      <w:r>
-        <w:t xml:space="preserve"> </w:t>
-      </w:r>
-      <w:r>
-        <w:t xml:space="preserve">the governor, she said to me […]</w:t>
-      </w:r>
-      <w:r>
-        <w:t xml:space="preserve"> </w:t>
-      </w:r>
-      <w:r>
-        <w:t xml:space="preserve">“you can’t try and contact these names”</w:t>
-      </w:r>
-      <w:r>
-        <w:t xml:space="preserve">. And two of the names were my children. And she said,</w:t>
-      </w:r>
-      <w:r>
-        <w:t xml:space="preserve"> </w:t>
-      </w:r>
-      <w:r>
-        <w:t xml:space="preserve">“is that an issue?”</w:t>
-      </w:r>
-      <w:r>
-        <w:t xml:space="preserve"> </w:t>
-      </w:r>
-      <w:r>
-        <w:t xml:space="preserve">I went,</w:t>
-      </w:r>
-      <w:r>
-        <w:t xml:space="preserve"> </w:t>
-      </w:r>
-      <w:r>
-        <w:t xml:space="preserve">“yeah, of course it’s a bloody issue, but it’s not a problem”</w:t>
-      </w:r>
-      <w:r>
-        <w:t xml:space="preserve"> </w:t>
-      </w:r>
-      <w:r>
-        <w:t xml:space="preserve">[…] I’m not going to break the rules to satisfy myself […] I’m not going to break those licence conditions and then try and contact them. But it’s still a bloody issue.</w:t>
+        <w:footnoteReference w:id="22"/>
+      </w:r>
+      <w:r>
+        <w:t xml:space="preserve"> </w:t>
+      </w:r>
+      <w:r>
+        <w:t xml:space="preserve">the governor, she said to me […] “you can’t try and contact these names”. And two of the names were my children. And she said, “is that an issue?” I went, “yeah, of course it’s a bloody issue, but it’s not a problem” […] I’m not going to break the rules to satisfy myself […] I’m not going to break those licence conditions and then try and contact them. But it’s still a bloody issue.</w:t>
       </w:r>
     </w:p>
     <w:p>
@@ -2281,8 +1885,8 @@
         <w:t xml:space="preserve"> </w:t>
       </w:r>
     </w:p>
-    <w:bookmarkEnd w:id="34"/>
-    <w:bookmarkStart w:id="36" w:name="jeff"/>
+    <w:bookmarkEnd w:id="23"/>
+    <w:bookmarkStart w:id="25" w:name="jeff"/>
     <w:p>
       <w:pPr>
         <w:pStyle w:val="Heading1"/>
@@ -2328,16 +1932,7 @@
         <w:pStyle w:val="BlockText"/>
       </w:pPr>
       <w:r>
-        <w:t xml:space="preserve">The staff used to [point prisoners out and] tell people,</w:t>
-      </w:r>
-      <w:r>
-        <w:t xml:space="preserve"> </w:t>
-      </w:r>
-      <w:r>
-        <w:t xml:space="preserve">“oh, he’s a sex offender, he’s in for killing a kid, he’s in for this, that, the other”</w:t>
-      </w:r>
-      <w:r>
-        <w:t xml:space="preserve">. Then they’d walk off and you’d get beat up and all that, yes? […] People [used to be] scalded, cut […] One of the lads I used to knock about with, he hung himself in his cell.</w:t>
+        <w:t xml:space="preserve">The staff used to [point prisoners out and] tell people, “oh, he’s a sex offender, he’s in for killing a kid, he’s in for this, that, the other”. Then they’d walk off and you’d get beat up and all that, yes? […] People [used to be] scalded, cut […] One of the lads I used to knock about with, he hung himself in his cell.</w:t>
       </w:r>
     </w:p>
     <w:p>
@@ -2371,7 +1966,7 @@
         <w:rPr>
           <w:rStyle w:val="FootnoteReference"/>
         </w:rPr>
-        <w:footnoteReference w:id="35"/>
+        <w:footnoteReference w:id="24"/>
       </w:r>
       <w:r>
         <w:t xml:space="preserve"> </w:t>
@@ -2409,28 +2004,7 @@
         <w:pStyle w:val="FirstParagraph"/>
       </w:pPr>
       <w:r>
-        <w:t xml:space="preserve">The reference to</w:t>
-      </w:r>
-      <w:r>
-        <w:t xml:space="preserve"> </w:t>
-      </w:r>
-      <w:r>
-        <w:t xml:space="preserve">‘strength’</w:t>
-      </w:r>
-      <w:r>
-        <w:t xml:space="preserve"> </w:t>
-      </w:r>
-      <w:r>
-        <w:t xml:space="preserve">here is significant, as is the whiff of moral coercion—Jeff’s feeling that he had</w:t>
-      </w:r>
-      <w:r>
-        <w:t xml:space="preserve"> </w:t>
-      </w:r>
-      <w:r>
-        <w:t xml:space="preserve">“got to do it”</w:t>
-      </w:r>
-      <w:r>
-        <w:t xml:space="preserve">.</w:t>
+        <w:t xml:space="preserve">The reference to ‘strength’ here is significant, as is the whiff of moral coercion—Jeff’s feeling that he had “got to do it”.</w:t>
       </w:r>
       <w:r>
         <w:t xml:space="preserve"> </w:t>
@@ -2485,13 +2059,7 @@
         <w:pStyle w:val="FirstParagraph"/>
       </w:pPr>
       <w:r>
-        <w:t xml:space="preserve">For Jeff, retributive ethics posited</w:t>
-      </w:r>
-      <w:r>
-        <w:t xml:space="preserve"> </w:t>
-      </w:r>
-      <w:r>
-        <w:t xml:space="preserve">‘hard treatment’</w:t>
+        <w:t xml:space="preserve">For Jeff, retributive ethics posited ‘hard treatment’</w:t>
       </w:r>
       <w:r>
         <w:t xml:space="preserve"> </w:t>
@@ -2517,19 +2085,7 @@
         <w:t xml:space="preserve"> </w:t>
       </w:r>
       <w:r>
-        <w:t xml:space="preserve">as something to be endured, not responded to. Jeff’s</w:t>
-      </w:r>
-      <w:r>
-        <w:t xml:space="preserve"> </w:t>
-      </w:r>
-      <w:r>
-        <w:t xml:space="preserve">“understanding”</w:t>
-      </w:r>
-      <w:r>
-        <w:t xml:space="preserve"> </w:t>
-      </w:r>
-      <w:r>
-        <w:t xml:space="preserve">of his offence, referred to below, came in the form of received wisdom,</w:t>
+        <w:t xml:space="preserve">as something to be endured, not responded to. Jeff’s “understanding” of his offence, referred to below, came in the form of received wisdom,</w:t>
       </w:r>
       <w:r>
         <w:t xml:space="preserve"> </w:t>
@@ -2560,13 +2116,7 @@
         <w:pStyle w:val="FirstParagraph"/>
       </w:pPr>
       <w:r>
-        <w:t xml:space="preserve">Jeff’s description of his risk-related licence conditions was similarly passive, again suggesting compliance prompted by</w:t>
-      </w:r>
-      <w:r>
-        <w:t xml:space="preserve"> </w:t>
-      </w:r>
-      <w:r>
-        <w:t xml:space="preserve">‘dull compulsion’</w:t>
+        <w:t xml:space="preserve">Jeff’s description of his risk-related licence conditions was similarly passive, again suggesting compliance prompted by ‘dull compulsion’</w:t>
       </w:r>
       <w:r>
         <w:t xml:space="preserve"> </w:t>
@@ -2601,19 +2151,7 @@
         <w:t xml:space="preserve"> </w:t>
       </w:r>
       <w:r>
-        <w:t xml:space="preserve">. Nevertheless, Jeff did not agree with all of the conditions proposed for his license. Risk assessors’ classification of Jeff’s elderly parents as</w:t>
-      </w:r>
-      <w:r>
-        <w:t xml:space="preserve"> </w:t>
-      </w:r>
-      <w:r>
-        <w:t xml:space="preserve">‘vulnerable’</w:t>
-      </w:r>
-      <w:r>
-        <w:t xml:space="preserve"> </w:t>
-      </w:r>
-      <w:r>
-        <w:t xml:space="preserve">made his visiting them at home into a potential safeguarding issue. This jeopardised the hope</w:t>
+        <w:t xml:space="preserve">. Nevertheless, Jeff did not agree with all of the conditions proposed for his license. Risk assessors’ classification of Jeff’s elderly parents as ‘vulnerable’ made his visiting them at home into a potential safeguarding issue. This jeopardised the hope</w:t>
       </w:r>
       <w:r>
         <w:t xml:space="preserve"> </w:t>
@@ -2639,28 +2177,7 @@
         <w:pStyle w:val="BlockText"/>
       </w:pPr>
       <w:r>
-        <w:t xml:space="preserve">You know, you say things to [the prison], like,</w:t>
-      </w:r>
-      <w:r>
-        <w:t xml:space="preserve"> </w:t>
-      </w:r>
-      <w:r>
-        <w:t xml:space="preserve">“Oh, they’re ill,”</w:t>
-      </w:r>
-      <w:r>
-        <w:t xml:space="preserve"> </w:t>
-      </w:r>
-      <w:r>
-        <w:t xml:space="preserve">and this, that and the other, and</w:t>
-      </w:r>
-      <w:r>
-        <w:t xml:space="preserve"> </w:t>
-      </w:r>
-      <w:r>
-        <w:t xml:space="preserve">“they haven’t got that long left”</w:t>
-      </w:r>
-      <w:r>
-        <w:t xml:space="preserve">. I don’t think they believe, you know? They don’t really know what’s going on. It will cause problems if they say to me I can’t see them […] Obviously, I know I’m going to be on life licence, so, obviously I know I need to get a job and get my own place and settle down, but I’ve got a family as well […] To distance me from them is not going to give me any support, is it?</w:t>
+        <w:t xml:space="preserve">You know, you say things to [the prison], like, “Oh, they’re ill,” and this, that and the other, and “they haven’t got that long left”. I don’t think they believe, you know? They don’t really know what’s going on. It will cause problems if they say to me I can’t see them […] Obviously, I know I’m going to be on life licence, so, obviously I know I need to get a job and get my own place and settle down, but I’ve got a family as well […] To distance me from them is not going to give me any support, is it?</w:t>
       </w:r>
       <w:r>
         <w:t xml:space="preserve"> </w:t>
@@ -2671,19 +2188,7 @@
         <w:pStyle w:val="FirstParagraph"/>
       </w:pPr>
       <w:r>
-        <w:t xml:space="preserve">However, in light of the role intoxication had played in his offence, and his history of sporadic substance misuse in prison, Jeff’s release was assessed to pose a</w:t>
-      </w:r>
-      <w:r>
-        <w:t xml:space="preserve"> </w:t>
-      </w:r>
-      <w:r>
-        <w:t xml:space="preserve">‘high’</w:t>
-      </w:r>
-      <w:r>
-        <w:t xml:space="preserve"> </w:t>
-      </w:r>
-      <w:r>
-        <w:t xml:space="preserve">risk of serious harm to the public, and as such would require tighter restrictions. Jeff saw these as unwarranted, but unlike Grant had learned not to offer a challenge. He found it difficult to explain this stance to his family:</w:t>
+        <w:t xml:space="preserve">However, in light of the role intoxication had played in his offence, and his history of sporadic substance misuse in prison, Jeff’s release was assessed to pose a ‘high’ risk of serious harm to the public, and as such would require tighter restrictions. Jeff saw these as unwarranted, but unlike Grant had learned not to offer a challenge. He found it difficult to explain this stance to his family:</w:t>
       </w:r>
     </w:p>
     <w:p>
@@ -2691,37 +2196,7 @@
         <w:pStyle w:val="BlockText"/>
       </w:pPr>
       <w:r>
-        <w:t xml:space="preserve">J: I told my mum, yes. She wasn’t very happy. I didn’t want to worry her […] Saying,</w:t>
-      </w:r>
-      <w:r>
-        <w:t xml:space="preserve"> </w:t>
-      </w:r>
-      <w:r>
-        <w:t xml:space="preserve">“Oh, when I come out, I might not be able to see the kids and I’ve got to have permission to see you.”</w:t>
-      </w:r>
-      <w:r>
-        <w:t xml:space="preserve"> </w:t>
-      </w:r>
-      <w:r>
-        <w:t xml:space="preserve">She’s going,</w:t>
-      </w:r>
-      <w:r>
-        <w:t xml:space="preserve"> </w:t>
-      </w:r>
-      <w:r>
-        <w:t xml:space="preserve">“Why? Why? Why? What’s…?”</w:t>
-      </w:r>
-      <w:r>
-        <w:t xml:space="preserve"> </w:t>
-      </w:r>
-      <w:r>
-        <w:t xml:space="preserve">and then she said that again:</w:t>
-      </w:r>
-      <w:r>
-        <w:t xml:space="preserve"> </w:t>
-      </w:r>
-      <w:r>
-        <w:t xml:space="preserve">“You need to stand up for yourself. Tell them, innit.”</w:t>
+        <w:t xml:space="preserve">J: I told my mum, yes. She wasn’t very happy. I didn’t want to worry her […] Saying, “Oh, when I come out, I might not be able to see the kids and I’ve got to have permission to see you.” She’s going, “Why? Why? Why? What’s…?” and then she said that again: “You need to stand up for yourself. Tell them, innit.”</w:t>
       </w:r>
       <w:r>
         <w:t xml:space="preserve"> </w:t>
@@ -2733,19 +2208,7 @@
         <w:t xml:space="preserve"> </w:t>
       </w:r>
       <w:r>
-        <w:t xml:space="preserve">R: […] I’d probably say to them– Obviously, you can only keep saying sorry and explaining what happened […] so much, yes? I’d say,</w:t>
-      </w:r>
-      <w:r>
-        <w:t xml:space="preserve"> </w:t>
-      </w:r>
-      <w:r>
-        <w:t xml:space="preserve">“You’ve got all these licence conditions that you want me to do.”</w:t>
-      </w:r>
-      <w:r>
-        <w:t xml:space="preserve"> </w:t>
-      </w:r>
-      <w:r>
-        <w:t xml:space="preserve">Because to me, yes, with all those licence conditions– They put those licence conditions on it, I think, mostly because some of them are hard [and they want you] to fail, yes? So if you go out there and you don’t fail, yes, then they’re wrong, aren’t they? That’s what I’m saying. So, yes, pull me out of here, release me to prove you wrong.</w:t>
+        <w:t xml:space="preserve">R: […] I’d probably say to them– Obviously, you can only keep saying sorry and explaining what happened […] so much, yes? I’d say, “You’ve got all these licence conditions that you want me to do.” Because to me, yes, with all those licence conditions– They put those licence conditions on it, I think, mostly because some of them are hard [and they want you] to fail, yes? So if you go out there and you don’t fail, yes, then they’re wrong, aren’t they? That’s what I’m saying. So, yes, pull me out of here, release me to prove you wrong.</w:t>
       </w:r>
       <w:r>
         <w:t xml:space="preserve"> </w:t>
@@ -2774,19 +2237,7 @@
         <w:t xml:space="preserve"> </w:t>
       </w:r>
       <w:r>
-        <w:t xml:space="preserve">, he understands this to raise retributive questions—whether he has</w:t>
-      </w:r>
-      <w:r>
-        <w:t xml:space="preserve"> </w:t>
-      </w:r>
-      <w:r>
-        <w:t xml:space="preserve">“said sorry”</w:t>
-      </w:r>
-      <w:r>
-        <w:t xml:space="preserve"> </w:t>
-      </w:r>
-      <w:r>
-        <w:t xml:space="preserve">enough, or been punished enough—rather than questions about measures necessary to manage his risk.</w:t>
+        <w:t xml:space="preserve">, he understands this to raise retributive questions—whether he has “said sorry” enough, or been punished enough—rather than questions about measures necessary to manage his risk.</w:t>
       </w:r>
       <w:r>
         <w:t xml:space="preserve"> </w:t>
@@ -2826,34 +2277,16 @@
         <w:pStyle w:val="FirstParagraph"/>
       </w:pPr>
       <w:r>
-        <w:t xml:space="preserve">Jeff understood compliance narrowly, and treated the license as a set of external impositions (</w:t>
-      </w:r>
-      <w:r>
-        <w:t xml:space="preserve">“conditions you want me to do”</w:t>
-      </w:r>
-      <w:r>
-        <w:t xml:space="preserve">, above).</w:t>
-      </w:r>
-      <w:r>
-        <w:t xml:space="preserve"> </w:t>
-      </w:r>
-      <w:r>
-        <w:t xml:space="preserve"> </w:t>
-      </w:r>
-      <w:r>
-        <w:t xml:space="preserve">He believed his duty was to accept censure and endure hard treatment, not to subjectivate himself to a more exacting (and ambiguous) set of demands he hardly understood. This, and</w:t>
-      </w:r>
-      <w:r>
-        <w:t xml:space="preserve"> </w:t>
-      </w:r>
-      <w:r>
-        <w:t xml:space="preserve">‘outsourcing’</w:t>
-      </w:r>
-      <w:r>
-        <w:t xml:space="preserve"> </w:t>
-      </w:r>
-      <w:r>
-        <w:t xml:space="preserve">ethical accountability to his solicitor, arguably made him appear</w:t>
+        <w:t xml:space="preserve">Jeff understood compliance narrowly, and treated the license as a set of external impositions (“conditions you want me to do”, above).</w:t>
+      </w:r>
+      <w:r>
+        <w:t xml:space="preserve"> </w:t>
+      </w:r>
+      <w:r>
+        <w:t xml:space="preserve"> </w:t>
+      </w:r>
+      <w:r>
+        <w:t xml:space="preserve">He believed his duty was to accept censure and endure hard treatment, not to subjectivate himself to a more exacting (and ambiguous) set of demands he hardly understood. This, and ‘outsourcing’ ethical accountability to his solicitor, arguably made him appear</w:t>
       </w:r>
       <w:r>
         <w:t xml:space="preserve"> </w:t>
@@ -2903,31 +2336,7 @@
         <w:pStyle w:val="FirstParagraph"/>
       </w:pPr>
       <w:r>
-        <w:t xml:space="preserve">Jeff’s implicit claim—that he had responded appropriately to retributive punishment by receiving</w:t>
-      </w:r>
-      <w:r>
-        <w:t xml:space="preserve"> </w:t>
-      </w:r>
-      <w:r>
-        <w:t xml:space="preserve">‘enough’</w:t>
-      </w:r>
-      <w:r>
-        <w:t xml:space="preserve"> </w:t>
-      </w:r>
-      <w:r>
-        <w:t xml:space="preserve">pain—was similar to Grant’s. However, it was also less successful, in that it was less likely to be recognised as a coherent ethical presentation, and (in its passivity) was less compatible with the</w:t>
-      </w:r>
-      <w:r>
-        <w:t xml:space="preserve"> </w:t>
-      </w:r>
-      <w:r>
-        <w:t xml:space="preserve">‘tight’</w:t>
-      </w:r>
-      <w:r>
-        <w:t xml:space="preserve"> </w:t>
-      </w:r>
-      <w:r>
-        <w:t xml:space="preserve">expectations of penal power</w:t>
+        <w:t xml:space="preserve">Jeff’s implicit claim—that he had responded appropriately to retributive punishment by receiving ‘enough’ pain—was similar to Grant’s. However, it was also less successful, in that it was less likely to be recognised as a coherent ethical presentation, and (in its passivity) was less compatible with the ‘tight’ expectations of penal power</w:t>
       </w:r>
       <w:r>
         <w:t xml:space="preserve"> </w:t>
@@ -2992,34 +2401,7 @@
         <w:pStyle w:val="BodyText"/>
       </w:pPr>
       <w:r>
-        <w:t xml:space="preserve">There are serious questions over the fairness of Jeff’s situation, mostly relating to his difficulties with understanding what was expected of him. Jeff’s prison records recorded his difficulties in various ways. One report in his files stated that he</w:t>
-      </w:r>
-      <w:r>
-        <w:t xml:space="preserve"> </w:t>
-      </w:r>
-      <w:r>
-        <w:t xml:space="preserve">“[met] the criteria for mild intellectual disability”</w:t>
-      </w:r>
-      <w:r>
-        <w:t xml:space="preserve">; another recorded that he had</w:t>
-      </w:r>
-      <w:r>
-        <w:t xml:space="preserve"> </w:t>
-      </w:r>
-      <w:r>
-        <w:t xml:space="preserve">“antisocial personality problems, untreatable”</w:t>
-      </w:r>
-      <w:r>
-        <w:t xml:space="preserve">, and was</w:t>
-      </w:r>
-      <w:r>
-        <w:t xml:space="preserve"> </w:t>
-      </w:r>
-      <w:r>
-        <w:t xml:space="preserve">“bordering on psychopathic”</w:t>
-      </w:r>
-      <w:r>
-        <w:t xml:space="preserve">. Each assessment, however technically valid, implied different moral evaluations</w:t>
+        <w:t xml:space="preserve">There are serious questions over the fairness of Jeff’s situation, mostly relating to his difficulties with understanding what was expected of him. Jeff’s prison records recorded his difficulties in various ways. One report in his files stated that he “[met] the criteria for mild intellectual disability”; another recorded that he had “antisocial personality problems, untreatable”, and was “bordering on psychopathic”. Each assessment, however technically valid, implied different moral evaluations</w:t>
       </w:r>
       <w:r>
         <w:t xml:space="preserve"> </w:t>
@@ -3080,20 +2462,14 @@
         <w:t xml:space="preserve"> </w:t>
       </w:r>
     </w:p>
-    <w:bookmarkEnd w:id="36"/>
-    <w:bookmarkStart w:id="37" w:name="X85a3f4dd66868cb7711bd1d35f8b4f78bb7e10b"/>
+    <w:bookmarkEnd w:id="25"/>
+    <w:bookmarkStart w:id="26" w:name="X85a3f4dd66868cb7711bd1d35f8b4f78bb7e10b"/>
     <w:p>
       <w:pPr>
         <w:pStyle w:val="Heading1"/>
       </w:pPr>
       <w:r>
-        <w:t xml:space="preserve">Conclusion: risk-driven punishment as an incapacitative</w:t>
-      </w:r>
-      <w:r>
-        <w:t xml:space="preserve"> </w:t>
-      </w:r>
-      <w:r>
-        <w:t xml:space="preserve">‘morality system’</w:t>
+        <w:t xml:space="preserve">Conclusion: risk-driven punishment as an incapacitative ‘morality system’</w:t>
       </w:r>
     </w:p>
     <w:p>
@@ -3133,13 +2509,7 @@
         <w:pStyle w:val="BodyText"/>
       </w:pPr>
       <w:r>
-        <w:t xml:space="preserve">Ethically, all of this recalls the philosopher Bernard Williams’s description of how ethical considerations congeal into</w:t>
-      </w:r>
-      <w:r>
-        <w:t xml:space="preserve"> </w:t>
-      </w:r>
-      <w:r>
-        <w:t xml:space="preserve">“morality systems”</w:t>
+        <w:t xml:space="preserve">Ethically, all of this recalls the philosopher Bernard Williams’s description of how ethical considerations congeal into “morality systems”</w:t>
       </w:r>
       <w:r>
         <w:t xml:space="preserve"> </w:t>
@@ -3297,34 +2667,7 @@
         <w:t xml:space="preserve"> </w:t>
       </w:r>
       <w:r>
-        <w:t xml:space="preserve">be accomplished; if not, either the deliberation was faulty, or the actor was simply immoral. As Williams made clear, this makes</w:t>
-      </w:r>
-      <w:r>
-        <w:t xml:space="preserve"> </w:t>
-      </w:r>
-      <w:r>
-        <w:t xml:space="preserve">“blame [the] characteristic reaction of the morality system”</w:t>
-      </w:r>
-      <w:r>
-        <w:t xml:space="preserve">, and</w:t>
-      </w:r>
-      <w:r>
-        <w:t xml:space="preserve"> </w:t>
-      </w:r>
-      <w:r>
-        <w:t xml:space="preserve">“remorse or self-reproach or guilt […] [its] characteristic first-person reaction”</w:t>
-      </w:r>
-      <w:r>
-        <w:t xml:space="preserve">. Without experiencing these, individual persons</w:t>
-      </w:r>
-      <w:r>
-        <w:t xml:space="preserve"> </w:t>
-      </w:r>
-      <w:r>
-        <w:t xml:space="preserve">“would not belong to the morality system or be a full moral agent in its terms”</w:t>
-      </w:r>
-      <w:r>
-        <w:t xml:space="preserve">. Put simply, there is no escape from blame:</w:t>
+        <w:t xml:space="preserve">be accomplished; if not, either the deliberation was faulty, or the actor was simply immoral. As Williams made clear, this makes “blame [the] characteristic reaction of the morality system”, and “remorse or self-reproach or guilt […] [its] characteristic first-person reaction”. Without experiencing these, individual persons “would not belong to the morality system or be a full moral agent in its terms”. Put simply, there is no escape from blame:</w:t>
       </w:r>
     </w:p>
     <w:p>
@@ -3402,22 +2745,7 @@
         <w:t xml:space="preserve"> </w:t>
       </w:r>
       <w:r>
-        <w:t xml:space="preserve">controlled as if unaccountable and</w:t>
-      </w:r>
-      <w:r>
-        <w:t xml:space="preserve"> </w:t>
-      </w:r>
-      <w:r>
-        <w:t xml:space="preserve">‘dangerous’</w:t>
-      </w:r>
-      <w:r>
-        <w:t xml:space="preserve">. Their moral status, therefore, was</w:t>
-      </w:r>
-      <w:r>
-        <w:t xml:space="preserve"> </w:t>
-      </w:r>
-      <w:r>
-        <w:t xml:space="preserve">‘overdetermined’</w:t>
+        <w:t xml:space="preserve">controlled as if unaccountable and ‘dangerous’. Their moral status, therefore, was ‘overdetermined’</w:t>
       </w:r>
       <w:r>
         <w:t xml:space="preserve"> </w:t>
@@ -3476,16 +2804,7 @@
         <w:t xml:space="preserve"> </w:t>
       </w:r>
       <w:r>
-        <w:t xml:space="preserve">. What seemed appropriate to the subject position of an autonomous moral agent was to explore and declare the reasons for the offence, repudiate the beliefs and the selfhood that had produced them, and, in some sense, to think of themselves as</w:t>
-      </w:r>
-      <w:r>
-        <w:t xml:space="preserve"> </w:t>
-      </w:r>
-      <w:r>
-        <w:t xml:space="preserve">‘changed’</w:t>
-      </w:r>
-      <w:r>
-        <w:t xml:space="preserve">.</w:t>
+        <w:t xml:space="preserve">. What seemed appropriate to the subject position of an autonomous moral agent was to explore and declare the reasons for the offence, repudiate the beliefs and the selfhood that had produced them, and, in some sense, to think of themselves as ‘changed’.</w:t>
       </w:r>
     </w:p>
     <w:p>
@@ -3493,19 +2812,7 @@
         <w:pStyle w:val="BodyText"/>
       </w:pPr>
       <w:r>
-        <w:t xml:space="preserve">On the other hand, their classification as</w:t>
-      </w:r>
-      <w:r>
-        <w:t xml:space="preserve"> </w:t>
-      </w:r>
-      <w:r>
-        <w:t xml:space="preserve">‘dangerous’</w:t>
-      </w:r>
-      <w:r>
-        <w:t xml:space="preserve"> </w:t>
-      </w:r>
-      <w:r>
-        <w:t xml:space="preserve">(to the extent that it left any space at all for moral agency) pitted their taken-for-granted self-interestedness against an abstracted notion of the general good enjoyed by others. It sought not their</w:t>
+        <w:t xml:space="preserve">On the other hand, their classification as ‘dangerous’ (to the extent that it left any space at all for moral agency) pitted their taken-for-granted self-interestedness against an abstracted notion of the general good enjoyed by others. It sought not their</w:t>
       </w:r>
       <w:r>
         <w:t xml:space="preserve"> </w:t>
@@ -3579,8 +2886,8 @@
         <w:br w:type="page"/>
       </w:r>
     </w:p>
-    <w:bookmarkEnd w:id="37"/>
-    <w:bookmarkStart w:id="82" w:name="references"/>
+    <w:bookmarkEnd w:id="26"/>
+    <w:bookmarkStart w:id="71" w:name="references"/>
     <w:p>
       <w:pPr>
         <w:pStyle w:val="Heading1"/>
@@ -3589,8 +2896,8 @@
         <w:t xml:space="preserve">References</w:t>
       </w:r>
     </w:p>
-    <w:bookmarkStart w:id="81" w:name="refs"/>
-    <w:bookmarkStart w:id="39" w:name="ref-altmanPunishmentTheoryMass2021"/>
+    <w:bookmarkStart w:id="70" w:name="refs"/>
+    <w:bookmarkStart w:id="28" w:name="ref-altmanPunishmentTheoryMass2021"/>
     <w:p>
       <w:pPr>
         <w:pStyle w:val="Bibliography"/>
@@ -3611,7 +2918,7 @@
       <w:r>
         <w:t xml:space="preserve">. doi:</w:t>
       </w:r>
-      <w:hyperlink r:id="rId38">
+      <w:hyperlink r:id="rId27">
         <w:r>
           <w:rPr>
             <w:rStyle w:val="Hyperlink"/>
@@ -3620,14 +2927,14 @@
         </w:r>
       </w:hyperlink>
     </w:p>
-    <w:bookmarkEnd w:id="39"/>
-    <w:bookmarkStart w:id="40" w:name="ref-bottomsPenalCensureRepentance2019"/>
+    <w:bookmarkEnd w:id="28"/>
+    <w:bookmarkStart w:id="29" w:name="ref-bottomsPenalCensureRepentance2019"/>
     <w:p>
       <w:pPr>
         <w:pStyle w:val="Bibliography"/>
       </w:pPr>
       <w:r>
-        <w:t xml:space="preserve">Bottoms, A. E. (2019). Penal censure, repentance and desistance. In A. du Bois-Pedain &amp; A. E. Bottoms, eds.,</w:t>
+        <w:t xml:space="preserve">Bottoms, A. E. (2019). Penal censure, repentance and desistance. In A. du Bois-Pedain &amp; A. E. Bottoms, eds,</w:t>
       </w:r>
       <w:r>
         <w:t xml:space="preserve"> </w:t>
@@ -3643,8 +2950,8 @@
         <w:t xml:space="preserve">, Vol. 7, Oxford, UK; Portland, Oregon: Hart Publishing, p. 33.</w:t>
       </w:r>
     </w:p>
-    <w:bookmarkEnd w:id="40"/>
-    <w:bookmarkStart w:id="41" w:name="X8151525e62fc9099442e7bc52992b677bd50fed"/>
+    <w:bookmarkEnd w:id="29"/>
+    <w:bookmarkStart w:id="30" w:name="X8151525e62fc9099442e7bc52992b677bd50fed"/>
     <w:p>
       <w:pPr>
         <w:pStyle w:val="Bibliography"/>
@@ -3669,14 +2976,14 @@
         <w:t xml:space="preserve">(Research Summary No. 1/12), London: Ministry of Justice / Parole Board.</w:t>
       </w:r>
     </w:p>
-    <w:bookmarkEnd w:id="41"/>
-    <w:bookmarkStart w:id="42" w:name="ref-brownleeOffenderPartDialogue2011"/>
+    <w:bookmarkEnd w:id="30"/>
+    <w:bookmarkStart w:id="31" w:name="ref-brownleeOffenderPartDialogue2011"/>
     <w:p>
       <w:pPr>
         <w:pStyle w:val="Bibliography"/>
       </w:pPr>
       <w:r>
-        <w:t xml:space="preserve">Brownlee, K. (2011). The offender’s part in the dialogue. In R. Cruft, M. H. Kramer, &amp; M. R. Reiff, eds.,</w:t>
+        <w:t xml:space="preserve">Brownlee, K. (2011). The offender’s part in the dialogue. In R. Cruft, M. H. Kramer, &amp; M. R. Reiff, eds,</w:t>
       </w:r>
       <w:r>
         <w:t xml:space="preserve"> </w:t>
@@ -3692,8 +2999,8 @@
         <w:t xml:space="preserve">, Oxford University Press, pp. 54–67.</w:t>
       </w:r>
     </w:p>
-    <w:bookmarkEnd w:id="42"/>
-    <w:bookmarkStart w:id="43" w:name="X159909b7ebe66583e8cf9d43042b4c0a056386a"/>
+    <w:bookmarkEnd w:id="31"/>
+    <w:bookmarkStart w:id="32" w:name="X159909b7ebe66583e8cf9d43042b4c0a056386a"/>
     <w:p>
       <w:pPr>
         <w:pStyle w:val="Bibliography"/>
@@ -3728,8 +3035,8 @@
         <w:t xml:space="preserve">(1), 21–50.</w:t>
       </w:r>
     </w:p>
-    <w:bookmarkEnd w:id="43"/>
-    <w:bookmarkStart w:id="44" w:name="ref-carrabinePrisonRiotsSocial2005"/>
+    <w:bookmarkEnd w:id="32"/>
+    <w:bookmarkStart w:id="33" w:name="ref-carrabinePrisonRiotsSocial2005"/>
     <w:p>
       <w:pPr>
         <w:pStyle w:val="Bibliography"/>
@@ -3764,8 +3071,8 @@
         <w:t xml:space="preserve">(6), 896–913.</w:t>
       </w:r>
     </w:p>
-    <w:bookmarkEnd w:id="44"/>
-    <w:bookmarkStart w:id="45" w:name="ref-chappellBernardWilliams2018"/>
+    <w:bookmarkEnd w:id="33"/>
+    <w:bookmarkStart w:id="34" w:name="ref-chappellBernardWilliams2018"/>
     <w:p>
       <w:pPr>
         <w:pStyle w:val="Bibliography"/>
@@ -3787,8 +3094,8 @@
         <w:t xml:space="preserve">, Fall 2018, Metaphysics Research Lab, Stanford University.</w:t>
       </w:r>
     </w:p>
-    <w:bookmarkEnd w:id="45"/>
-    <w:bookmarkStart w:id="46" w:name="ref-creweDepthWeightTightness2011"/>
+    <w:bookmarkEnd w:id="34"/>
+    <w:bookmarkStart w:id="35" w:name="ref-creweDepthWeightTightness2011"/>
     <w:p>
       <w:pPr>
         <w:pStyle w:val="Bibliography"/>
@@ -3823,8 +3130,8 @@
         <w:t xml:space="preserve">(5), 509–529.</w:t>
       </w:r>
     </w:p>
-    <w:bookmarkEnd w:id="46"/>
-    <w:bookmarkStart w:id="47" w:name="ref-creweLifeImprisonmentYoung2020"/>
+    <w:bookmarkEnd w:id="35"/>
+    <w:bookmarkStart w:id="36" w:name="ref-creweLifeImprisonmentYoung2020"/>
     <w:p>
       <w:pPr>
         <w:pStyle w:val="Bibliography"/>
@@ -3846,8 +3153,8 @@
         <w:t xml:space="preserve">, London: Palgrave Macmillan.</w:t>
       </w:r>
     </w:p>
-    <w:bookmarkEnd w:id="47"/>
-    <w:bookmarkStart w:id="48" w:name="ref-creweTightnessRecognitionPenal2021"/>
+    <w:bookmarkEnd w:id="36"/>
+    <w:bookmarkStart w:id="37" w:name="ref-creweTightnessRecognitionPenal2021"/>
     <w:p>
       <w:pPr>
         <w:pStyle w:val="Bibliography"/>
@@ -3882,8 +3189,8 @@
         <w:t xml:space="preserve">(1), 47–68.</w:t>
       </w:r>
     </w:p>
-    <w:bookmarkEnd w:id="48"/>
-    <w:bookmarkStart w:id="49" w:name="ref-duffRetributivePunishmentIdeals1991"/>
+    <w:bookmarkEnd w:id="37"/>
+    <w:bookmarkStart w:id="38" w:name="ref-duffRetributivePunishmentIdeals1991"/>
     <w:p>
       <w:pPr>
         <w:pStyle w:val="Bibliography"/>
@@ -3918,8 +3225,8 @@
         <w:t xml:space="preserve">(3-4), 422–451.</w:t>
       </w:r>
     </w:p>
-    <w:bookmarkEnd w:id="49"/>
-    <w:bookmarkStart w:id="50" w:name="ref-duffPenancePunishmentLimits2003"/>
+    <w:bookmarkEnd w:id="38"/>
+    <w:bookmarkStart w:id="39" w:name="ref-duffPenancePunishmentLimits2003"/>
     <w:p>
       <w:pPr>
         <w:pStyle w:val="Bibliography"/>
@@ -3954,8 +3261,8 @@
         <w:t xml:space="preserve">(3), 295–312.</w:t>
       </w:r>
     </w:p>
-    <w:bookmarkEnd w:id="50"/>
-    <w:bookmarkStart w:id="51" w:name="X37efb377d0330b4e109d04ca12e83dc0b1f46ec"/>
+    <w:bookmarkEnd w:id="39"/>
+    <w:bookmarkStart w:id="40" w:name="X37efb377d0330b4e109d04ca12e83dc0b1f46ec"/>
     <w:p>
       <w:pPr>
         <w:pStyle w:val="Bibliography"/>
@@ -3977,14 +3284,14 @@
         <w:t xml:space="preserve">, Oxford: Oxford University Press.</w:t>
       </w:r>
     </w:p>
-    <w:bookmarkEnd w:id="51"/>
-    <w:bookmarkStart w:id="52" w:name="ref-duffOffendersCitizens2020"/>
+    <w:bookmarkEnd w:id="40"/>
+    <w:bookmarkStart w:id="41" w:name="ref-duffOffendersCitizens2020"/>
     <w:p>
       <w:pPr>
         <w:pStyle w:val="Bibliography"/>
       </w:pPr>
       <w:r>
-        <w:t xml:space="preserve">Duff, A. (2020). Offenders as citizens. In F. Focquaert, E. Shaw, &amp; B. N. Waller, eds.,</w:t>
+        <w:t xml:space="preserve">Duff, A. (2020). Offenders as citizens. In F. Focquaert, E. Shaw, &amp; B. N. Waller, eds,</w:t>
       </w:r>
       <w:r>
         <w:t xml:space="preserve"> </w:t>
@@ -4000,8 +3307,8 @@
         <w:t xml:space="preserve">, Routledge, pp. 26–36.</w:t>
       </w:r>
     </w:p>
-    <w:bookmarkEnd w:id="52"/>
-    <w:bookmarkStart w:id="53" w:name="ref-dykeHowParoleBoard2020a"/>
+    <w:bookmarkEnd w:id="41"/>
+    <w:bookmarkStart w:id="42" w:name="ref-dykeHowParoleBoard2020a"/>
     <w:p>
       <w:pPr>
         <w:pStyle w:val="Bibliography"/>
@@ -4036,8 +3343,8 @@
         <w:t xml:space="preserve">(6), 350–362.</w:t>
       </w:r>
     </w:p>
-    <w:bookmarkEnd w:id="53"/>
-    <w:bookmarkStart w:id="54" w:name="ref-faubionAnthropologyEthics2011"/>
+    <w:bookmarkEnd w:id="42"/>
+    <w:bookmarkStart w:id="43" w:name="ref-faubionAnthropologyEthics2011"/>
     <w:p>
       <w:pPr>
         <w:pStyle w:val="Bibliography"/>
@@ -4059,8 +3366,8 @@
         <w:t xml:space="preserve">, Cambridge: Cambridge University Press.</w:t>
       </w:r>
     </w:p>
-    <w:bookmarkEnd w:id="54"/>
-    <w:bookmarkStart w:id="55" w:name="ref-faubionFoucaultGenealogyEthics2012"/>
+    <w:bookmarkEnd w:id="43"/>
+    <w:bookmarkStart w:id="44" w:name="ref-faubionFoucaultGenealogyEthics2012"/>
     <w:p>
       <w:pPr>
         <w:pStyle w:val="Bibliography"/>
@@ -4082,8 +3389,8 @@
         <w:t xml:space="preserve">, Hoboken, NJ: Wiley-Blackwell, pp. 67–84.</w:t>
       </w:r>
     </w:p>
-    <w:bookmarkEnd w:id="55"/>
-    <w:bookmarkStart w:id="56" w:name="ref-foucaultUsesPleasureHistory1986"/>
+    <w:bookmarkEnd w:id="44"/>
+    <w:bookmarkStart w:id="45" w:name="ref-foucaultUsesPleasureHistory1986"/>
     <w:p>
       <w:pPr>
         <w:pStyle w:val="Bibliography"/>
@@ -4105,8 +3412,8 @@
         <w:t xml:space="preserve">, London: Viking.</w:t>
       </w:r>
     </w:p>
-    <w:bookmarkEnd w:id="56"/>
-    <w:bookmarkStart w:id="57" w:name="ref-foucaultHistorySexualityVolume1988"/>
+    <w:bookmarkEnd w:id="45"/>
+    <w:bookmarkStart w:id="46" w:name="ref-foucaultHistorySexualityVolume1988"/>
     <w:p>
       <w:pPr>
         <w:pStyle w:val="Bibliography"/>
@@ -4128,8 +3435,8 @@
         <w:t xml:space="preserve">. (R. Hurley, Trans.), London: Allen Lane.</w:t>
       </w:r>
     </w:p>
-    <w:bookmarkEnd w:id="57"/>
-    <w:bookmarkStart w:id="58" w:name="ref-gambettaCodesUnderworldHow2011"/>
+    <w:bookmarkEnd w:id="46"/>
+    <w:bookmarkStart w:id="47" w:name="ref-gambettaCodesUnderworldHow2011"/>
     <w:p>
       <w:pPr>
         <w:pStyle w:val="Bibliography"/>
@@ -4151,8 +3458,8 @@
         <w:t xml:space="preserve">, Princeton University Press.</w:t>
       </w:r>
     </w:p>
-    <w:bookmarkEnd w:id="58"/>
-    <w:bookmarkStart w:id="59" w:name="X2e62cf82adae5e87b20b7fad80ca493445906bd"/>
+    <w:bookmarkEnd w:id="47"/>
+    <w:bookmarkStart w:id="48" w:name="X2e62cf82adae5e87b20b7fad80ca493445906bd"/>
     <w:p>
       <w:pPr>
         <w:pStyle w:val="Bibliography"/>
@@ -4187,8 +3494,8 @@
         <w:t xml:space="preserve">(5), 628–645.</w:t>
       </w:r>
     </w:p>
-    <w:bookmarkEnd w:id="59"/>
-    <w:bookmarkStart w:id="60" w:name="ref-herbertTooEasyKeep2019"/>
+    <w:bookmarkEnd w:id="48"/>
+    <w:bookmarkStart w:id="49" w:name="ref-herbertTooEasyKeep2019"/>
     <w:p>
       <w:pPr>
         <w:pStyle w:val="Bibliography"/>
@@ -4210,8 +3517,8 @@
         <w:t xml:space="preserve">, Oakland, California: University of California Press.</w:t>
       </w:r>
     </w:p>
-    <w:bookmarkEnd w:id="60"/>
-    <w:bookmarkStart w:id="61" w:name="ref-irwinLifersSeekingRedemption2009"/>
+    <w:bookmarkEnd w:id="49"/>
+    <w:bookmarkStart w:id="50" w:name="ref-irwinLifersSeekingRedemption2009"/>
     <w:p>
       <w:pPr>
         <w:pStyle w:val="Bibliography"/>
@@ -4233,8 +3540,8 @@
         <w:t xml:space="preserve">, New York: Routledge.</w:t>
       </w:r>
     </w:p>
-    <w:bookmarkEnd w:id="61"/>
-    <w:bookmarkStart w:id="62" w:name="ref-keaneEthicalLifeIts2016"/>
+    <w:bookmarkEnd w:id="50"/>
+    <w:bookmarkStart w:id="51" w:name="ref-keaneEthicalLifeIts2016"/>
     <w:p>
       <w:pPr>
         <w:pStyle w:val="Bibliography"/>
@@ -4256,8 +3563,8 @@
         <w:t xml:space="preserve">, Princeton, NJ: Princeton University Press.</w:t>
       </w:r>
     </w:p>
-    <w:bookmarkEnd w:id="62"/>
-    <w:bookmarkStart w:id="63" w:name="ref-lackenbyParoleNotParole2018a"/>
+    <w:bookmarkEnd w:id="51"/>
+    <w:bookmarkStart w:id="52" w:name="ref-lackenbyParoleNotParole2018a"/>
     <w:p>
       <w:pPr>
         <w:pStyle w:val="Bibliography"/>
@@ -4279,8 +3586,8 @@
         <w:t xml:space="preserve">, (237), 32–35.</w:t>
       </w:r>
     </w:p>
-    <w:bookmarkEnd w:id="63"/>
-    <w:bookmarkStart w:id="64" w:name="ref-laidlawSubjectVirtueAnthropology2013"/>
+    <w:bookmarkEnd w:id="52"/>
+    <w:bookmarkStart w:id="53" w:name="ref-laidlawSubjectVirtueAnthropology2013"/>
     <w:p>
       <w:pPr>
         <w:pStyle w:val="Bibliography"/>
@@ -4302,8 +3609,8 @@
         <w:t xml:space="preserve">, Cambridge: Cambridge University Press.</w:t>
       </w:r>
     </w:p>
-    <w:bookmarkEnd w:id="64"/>
-    <w:bookmarkStart w:id="65" w:name="ref-lieblingDescriptionEdgeIIt2015"/>
+    <w:bookmarkEnd w:id="53"/>
+    <w:bookmarkStart w:id="54" w:name="ref-lieblingDescriptionEdgeIIt2015"/>
     <w:p>
       <w:pPr>
         <w:pStyle w:val="Bibliography"/>
@@ -4338,8 +3645,8 @@
         <w:t xml:space="preserve">(1), 18–32.</w:t>
       </w:r>
     </w:p>
-    <w:bookmarkEnd w:id="65"/>
-    <w:bookmarkStart w:id="66" w:name="ref-mahmoodPoliticsPietyIslamic2005"/>
+    <w:bookmarkEnd w:id="54"/>
+    <w:bookmarkStart w:id="55" w:name="ref-mahmoodPoliticsPietyIslamic2005"/>
     <w:p>
       <w:pPr>
         <w:pStyle w:val="Bibliography"/>
@@ -4361,8 +3668,8 @@
         <w:t xml:space="preserve">, Princeton, NJ: Princeton University Press.</w:t>
       </w:r>
     </w:p>
-    <w:bookmarkEnd w:id="66"/>
-    <w:bookmarkStart w:id="67" w:name="X89b7ef29d3568c586ef4717f28bdd71a6771c81"/>
+    <w:bookmarkEnd w:id="55"/>
+    <w:bookmarkStart w:id="56" w:name="X89b7ef29d3568c586ef4717f28bdd71a6771c81"/>
     <w:p>
       <w:pPr>
         <w:pStyle w:val="Bibliography"/>
@@ -4397,8 +3704,8 @@
         <w:t xml:space="preserve">(1), 73–86.</w:t>
       </w:r>
     </w:p>
-    <w:bookmarkEnd w:id="67"/>
-    <w:bookmarkStart w:id="68" w:name="ref-matraversDuffHardTreatment2011"/>
+    <w:bookmarkEnd w:id="56"/>
+    <w:bookmarkStart w:id="57" w:name="ref-matraversDuffHardTreatment2011"/>
     <w:p>
       <w:pPr>
         <w:pStyle w:val="Bibliography"/>
@@ -4420,8 +3727,8 @@
         <w:t xml:space="preserve">, Oxford University Press.</w:t>
       </w:r>
     </w:p>
-    <w:bookmarkEnd w:id="68"/>
-    <w:bookmarkStart w:id="69" w:name="ref-mattinglyTwoVirtueEthics2012"/>
+    <w:bookmarkEnd w:id="57"/>
+    <w:bookmarkStart w:id="58" w:name="ref-mattinglyTwoVirtueEthics2012"/>
     <w:p>
       <w:pPr>
         <w:pStyle w:val="Bibliography"/>
@@ -4456,8 +3763,8 @@
         <w:t xml:space="preserve">(2), 161–184.</w:t>
       </w:r>
     </w:p>
-    <w:bookmarkEnd w:id="69"/>
-    <w:bookmarkStart w:id="70" w:name="ref-mattinglyMoralLaboratoriesFamily2014"/>
+    <w:bookmarkEnd w:id="58"/>
+    <w:bookmarkStart w:id="59" w:name="ref-mattinglyMoralLaboratoriesFamily2014"/>
     <w:p>
       <w:pPr>
         <w:pStyle w:val="Bibliography"/>
@@ -4479,14 +3786,14 @@
         <w:t xml:space="preserve">, Berkeley: University of California Press.</w:t>
       </w:r>
     </w:p>
-    <w:bookmarkEnd w:id="70"/>
-    <w:bookmarkStart w:id="71" w:name="X36219e57154c4c50ddd76e15be54cbf0bc70c8a"/>
+    <w:bookmarkEnd w:id="59"/>
+    <w:bookmarkStart w:id="60" w:name="X36219e57154c4c50ddd76e15be54cbf0bc70c8a"/>
     <w:p>
       <w:pPr>
         <w:pStyle w:val="Bibliography"/>
       </w:pPr>
       <w:r>
-        <w:t xml:space="preserve">Mattingly, C. (2018). Ethics, immanent transcendence, and the experimental narrative self. In C. Mattingly, R. Dyring, M. Louw, &amp; T. S. Wentzer, eds.,</w:t>
+        <w:t xml:space="preserve">Mattingly, C. (2018). Ethics, immanent transcendence, and the experimental narrative self. In C. Mattingly, R. Dyring, M. Louw, &amp; T. S. Wentzer, eds,</w:t>
       </w:r>
       <w:r>
         <w:t xml:space="preserve"> </w:t>
@@ -4502,8 +3809,8 @@
         <w:t xml:space="preserve">, New York, NY: Berghahn, pp. 39–60.</w:t>
       </w:r>
     </w:p>
-    <w:bookmarkEnd w:id="71"/>
-    <w:bookmarkStart w:id="72" w:name="X0a7ee0fe5fb7a69292ba60f472b0ae8eae11770"/>
+    <w:bookmarkEnd w:id="60"/>
+    <w:bookmarkStart w:id="61" w:name="X0a7ee0fe5fb7a69292ba60f472b0ae8eae11770"/>
     <w:p>
       <w:pPr>
         <w:pStyle w:val="Bibliography"/>
@@ -4525,8 +3832,8 @@
         <w:t xml:space="preserve">, Oxford University Press.</w:t>
       </w:r>
     </w:p>
-    <w:bookmarkEnd w:id="72"/>
-    <w:bookmarkStart w:id="73" w:name="ref-powerReleaseNotRelease2018a"/>
+    <w:bookmarkEnd w:id="61"/>
+    <w:bookmarkStart w:id="62" w:name="ref-powerReleaseNotRelease2018a"/>
     <w:p>
       <w:pPr>
         <w:pStyle w:val="Bibliography"/>
@@ -4548,8 +3855,8 @@
         <w:t xml:space="preserve">, (237), 26–31.</w:t>
       </w:r>
     </w:p>
-    <w:bookmarkEnd w:id="73"/>
-    <w:bookmarkStart w:id="74" w:name="ref-rennieTightnessAutonomyRelease2022"/>
+    <w:bookmarkEnd w:id="62"/>
+    <w:bookmarkStart w:id="63" w:name="ref-rennieTightnessAutonomyRelease2022"/>
     <w:p>
       <w:pPr>
         <w:pStyle w:val="Bibliography"/>
@@ -4571,8 +3878,8 @@
         <w:t xml:space="preserve">, azac008.</w:t>
       </w:r>
     </w:p>
-    <w:bookmarkEnd w:id="74"/>
-    <w:bookmarkStart w:id="75" w:name="Xd8523eddf8dec73f328e81d9e8fe7440a467c05"/>
+    <w:bookmarkEnd w:id="63"/>
+    <w:bookmarkStart w:id="64" w:name="Xd8523eddf8dec73f328e81d9e8fe7440a467c05"/>
     <w:p>
       <w:pPr>
         <w:pStyle w:val="Bibliography"/>
@@ -4607,8 +3914,8 @@
         <w:t xml:space="preserve">(3), 293–314.</w:t>
       </w:r>
     </w:p>
-    <w:bookmarkEnd w:id="75"/>
-    <w:bookmarkStart w:id="76" w:name="ref-tasioulasPunishmentRepentance2006"/>
+    <w:bookmarkEnd w:id="64"/>
+    <w:bookmarkStart w:id="65" w:name="ref-tasioulasPunishmentRepentance2006"/>
     <w:p>
       <w:pPr>
         <w:pStyle w:val="Bibliography"/>
@@ -4643,8 +3950,8 @@
         <w:t xml:space="preserve">(2), 279–322.</w:t>
       </w:r>
     </w:p>
-    <w:bookmarkEnd w:id="76"/>
-    <w:bookmarkStart w:id="77" w:name="ref-tasioulasRepentanceLiberalState2007"/>
+    <w:bookmarkEnd w:id="65"/>
+    <w:bookmarkStart w:id="66" w:name="ref-tasioulasRepentanceLiberalState2007"/>
     <w:p>
       <w:pPr>
         <w:pStyle w:val="Bibliography"/>
@@ -4679,8 +3986,8 @@
         <w:t xml:space="preserve">, 487–521.</w:t>
       </w:r>
     </w:p>
-    <w:bookmarkEnd w:id="77"/>
-    <w:bookmarkStart w:id="78" w:name="Xf6b0058c8b1d9a1bcd528632cc56148eabbca3d"/>
+    <w:bookmarkEnd w:id="66"/>
+    <w:bookmarkStart w:id="67" w:name="Xf6b0058c8b1d9a1bcd528632cc56148eabbca3d"/>
     <w:p>
       <w:pPr>
         <w:pStyle w:val="Bibliography"/>
@@ -4702,8 +4009,8 @@
         <w:t xml:space="preserve">, Milton: Taylor &amp; Francis, pp. 174–196.</w:t>
       </w:r>
     </w:p>
-    <w:bookmarkEnd w:id="78"/>
-    <w:bookmarkStart w:id="79" w:name="ref-zahaviHandicapPrincipleMissing1997"/>
+    <w:bookmarkEnd w:id="67"/>
+    <w:bookmarkStart w:id="68" w:name="ref-zahaviHandicapPrincipleMissing1997"/>
     <w:p>
       <w:pPr>
         <w:pStyle w:val="Bibliography"/>
@@ -4725,8 +4032,8 @@
         <w:t xml:space="preserve">. (N. Zahavi-Ely &amp; M. P. Ely, Trans.), Oxford University Press USA.</w:t>
       </w:r>
     </w:p>
-    <w:bookmarkEnd w:id="79"/>
-    <w:bookmarkStart w:id="80" w:name="ref-zigonMoralBreakdownEthical2007"/>
+    <w:bookmarkEnd w:id="68"/>
+    <w:bookmarkStart w:id="69" w:name="ref-zigonMoralBreakdownEthical2007"/>
     <w:p>
       <w:pPr>
         <w:pStyle w:val="Bibliography"/>
@@ -4761,9 +4068,9 @@
         <w:t xml:space="preserve">(2), 131–150.</w:t>
       </w:r>
     </w:p>
-    <w:bookmarkEnd w:id="80"/>
-    <w:bookmarkEnd w:id="81"/>
-    <w:bookmarkEnd w:id="82"/>
+    <w:bookmarkEnd w:id="69"/>
+    <w:bookmarkEnd w:id="70"/>
+    <w:bookmarkEnd w:id="71"/>
     <w:sectPr>
       <w:pgSz w:h="15840" w:w="12240"/>
       <w:pgMar w:bottom="1440" w:footer="720" w:gutter="0" w:header="720" w:left="1440" w:right="1440" w:top="1440"/>
@@ -4793,7 +4100,7 @@
       </w:r>
     </w:p>
   </w:footnote>
-  <w:footnote w:id="20">
+  <w:footnote w:id="9">
     <w:p>
       <w:pPr>
         <w:pStyle w:val="FootnoteText"/>
@@ -4808,47 +4115,11 @@
         <w:t xml:space="preserve"> </w:t>
       </w:r>
       <w:r>
-        <w:t xml:space="preserve">‘B-cat’</w:t>
-      </w:r>
-      <w:r>
-        <w:t xml:space="preserve">,</w:t>
-      </w:r>
-      <w:r>
-        <w:t xml:space="preserve"> </w:t>
-      </w:r>
-      <w:r>
-        <w:t xml:space="preserve">‘C-cat’</w:t>
-      </w:r>
-      <w:r>
-        <w:t xml:space="preserve"> </w:t>
-      </w:r>
-      <w:r>
-        <w:t xml:space="preserve">and</w:t>
-      </w:r>
-      <w:r>
-        <w:t xml:space="preserve"> </w:t>
-      </w:r>
-      <w:r>
-        <w:t xml:space="preserve">‘D-cat’</w:t>
-      </w:r>
-      <w:r>
-        <w:t xml:space="preserve">: security classifications for male prisoners in England and Wales. Category-A prisoners are held in maximum-security conditions. Category-D prisoners are held in</w:t>
-      </w:r>
-      <w:r>
-        <w:t xml:space="preserve"> </w:t>
-      </w:r>
-      <w:r>
-        <w:t xml:space="preserve">‘open’</w:t>
-      </w:r>
-      <w:r>
-        <w:t xml:space="preserve"> </w:t>
-      </w:r>
-      <w:r>
-        <w:t xml:space="preserve">prisons, involving the lowest degree of restrictions. Categories B and C are intermediate steps.</w:t>
+        <w:t xml:space="preserve">‘B-cat’, ‘C-cat’ and ‘D-cat’: security classifications for male prisoners in England and Wales. Category-A prisoners are held in maximum-security conditions. Category-D prisoners are held in ‘open’ prisons, involving the lowest degree of restrictions. Categories B and C are intermediate steps.</w:t>
       </w:r>
     </w:p>
   </w:footnote>
-  <w:footnote w:id="21">
+  <w:footnote w:id="10">
     <w:p>
       <w:pPr>
         <w:pStyle w:val="FootnoteText"/>
@@ -4863,14 +4134,11 @@
         <w:t xml:space="preserve"> </w:t>
       </w:r>
       <w:r>
-        <w:t xml:space="preserve">‘On licence’</w:t>
-      </w:r>
-      <w:r>
-        <w:t xml:space="preserve">: subject to formal supervision requirements and control measures. These are imposed for life and non-compliance with them can prompt recall to custody.</w:t>
+        <w:t xml:space="preserve">‘On licence’: subject to formal supervision requirements and control measures. These are imposed for life and non-compliance with them can prompt recall to custody.</w:t>
       </w:r>
     </w:p>
   </w:footnote>
-  <w:footnote w:id="22">
+  <w:footnote w:id="11">
     <w:p>
       <w:pPr>
         <w:pStyle w:val="FootnoteText"/>
@@ -4889,7 +4157,7 @@
       </w:r>
     </w:p>
   </w:footnote>
-  <w:footnote w:id="23">
+  <w:footnote w:id="12">
     <w:p>
       <w:pPr>
         <w:pStyle w:val="FootnoteText"/>
@@ -4904,35 +4172,11 @@
         <w:t xml:space="preserve"> </w:t>
       </w:r>
       <w:r>
-        <w:t xml:space="preserve">i.e. the end of the</w:t>
-      </w:r>
-      <w:r>
-        <w:t xml:space="preserve"> </w:t>
-      </w:r>
-      <w:r>
-        <w:t xml:space="preserve">‘minimum term’</w:t>
-      </w:r>
-      <w:r>
-        <w:t xml:space="preserve"> </w:t>
-      </w:r>
-      <w:r>
-        <w:t xml:space="preserve">to be served in custody, marking the end of the</w:t>
-      </w:r>
-      <w:r>
-        <w:t xml:space="preserve"> </w:t>
-      </w:r>
-      <w:r>
-        <w:t xml:space="preserve">‘penalty phase’</w:t>
-      </w:r>
-      <w:r>
-        <w:t xml:space="preserve"> </w:t>
-      </w:r>
-      <w:r>
-        <w:t xml:space="preserve">of a life sentence.</w:t>
+        <w:t xml:space="preserve">i.e. the end of the ‘minimum term’ to be served in custody, marking the end of the ‘penalty phase’ of a life sentence.</w:t>
       </w:r>
     </w:p>
   </w:footnote>
-  <w:footnote w:id="25">
+  <w:footnote w:id="14">
     <w:p>
       <w:pPr>
         <w:pStyle w:val="FootnoteText"/>
@@ -4987,7 +4231,7 @@
       </w:r>
     </w:p>
   </w:footnote>
-  <w:footnote w:id="27">
+  <w:footnote w:id="16">
     <w:p>
       <w:pPr>
         <w:pStyle w:val="FootnoteText"/>
@@ -5006,7 +4250,7 @@
       </w:r>
     </w:p>
   </w:footnote>
-  <w:footnote w:id="28">
+  <w:footnote w:id="17">
     <w:p>
       <w:pPr>
         <w:pStyle w:val="FootnoteText"/>
@@ -5025,7 +4269,7 @@
       </w:r>
     </w:p>
   </w:footnote>
-  <w:footnote w:id="29">
+  <w:footnote w:id="18">
     <w:p>
       <w:pPr>
         <w:pStyle w:val="FootnoteText"/>
@@ -5040,32 +4284,11 @@
         <w:t xml:space="preserve"> </w:t>
       </w:r>
       <w:r>
-        <w:t xml:space="preserve">‘Part and parcel’</w:t>
-      </w:r>
-      <w:r>
-        <w:t xml:space="preserve"> </w:t>
-      </w:r>
-      <w:r>
-        <w:t xml:space="preserve">-</w:t>
-      </w:r>
-      <w:r>
-        <w:t xml:space="preserve"> </w:t>
-      </w:r>
-      <w:r>
-        <w:t xml:space="preserve">“that’s an integral part of the situation”</w:t>
-      </w:r>
-      <w:r>
-        <w:t xml:space="preserve">,</w:t>
-      </w:r>
-      <w:r>
-        <w:t xml:space="preserve"> </w:t>
-      </w:r>
-      <w:r>
-        <w:t xml:space="preserve">“that’s just the way things are”</w:t>
+        <w:t xml:space="preserve">‘Part and parcel’ - “that’s an integral part of the situation”, “that’s just the way things are”</w:t>
       </w:r>
     </w:p>
   </w:footnote>
-  <w:footnote w:id="30">
+  <w:footnote w:id="19">
     <w:p>
       <w:pPr>
         <w:pStyle w:val="FootnoteText"/>
@@ -5084,7 +4307,7 @@
       </w:r>
     </w:p>
   </w:footnote>
-  <w:footnote w:id="31">
+  <w:footnote w:id="20">
     <w:p>
       <w:pPr>
         <w:pStyle w:val="FootnoteText"/>
@@ -5099,14 +4322,11 @@
         <w:t xml:space="preserve"> </w:t>
       </w:r>
       <w:r>
-        <w:t xml:space="preserve">‘Badgering’</w:t>
-      </w:r>
-      <w:r>
-        <w:t xml:space="preserve">: persistently and repeatedly asking the same question.</w:t>
+        <w:t xml:space="preserve">‘Badgering’: persistently and repeatedly asking the same question.</w:t>
       </w:r>
     </w:p>
   </w:footnote>
-  <w:footnote w:id="32">
+  <w:footnote w:id="21">
     <w:p>
       <w:pPr>
         <w:pStyle w:val="FootnoteText"/>
@@ -5121,41 +4341,11 @@
         <w:t xml:space="preserve"> </w:t>
       </w:r>
       <w:r>
-        <w:t xml:space="preserve">Rhyming slang:</w:t>
-      </w:r>
-      <w:r>
-        <w:t xml:space="preserve"> </w:t>
-      </w:r>
-      <w:r>
-        <w:t xml:space="preserve">“Scooby[-Doo]”</w:t>
-      </w:r>
-      <w:r>
-        <w:t xml:space="preserve"> </w:t>
-      </w:r>
-      <w:r>
-        <w:t xml:space="preserve">=</w:t>
-      </w:r>
-      <w:r>
-        <w:t xml:space="preserve"> </w:t>
-      </w:r>
-      <w:r>
-        <w:t xml:space="preserve">“clue”</w:t>
-      </w:r>
-      <w:r>
-        <w:t xml:space="preserve">. Hence,</w:t>
-      </w:r>
-      <w:r>
-        <w:t xml:space="preserve"> </w:t>
-      </w:r>
-      <w:r>
-        <w:t xml:space="preserve">“I have absolutely no idea”</w:t>
-      </w:r>
-      <w:r>
-        <w:t xml:space="preserve">.</w:t>
+        <w:t xml:space="preserve">Rhyming slang: “Scooby[-Doo]” = “clue”. Hence, “I have absolutely no idea”.</w:t>
       </w:r>
     </w:p>
   </w:footnote>
-  <w:footnote w:id="33">
+  <w:footnote w:id="22">
     <w:p>
       <w:pPr>
         <w:pStyle w:val="FootnoteText"/>
@@ -5174,7 +4364,7 @@
       </w:r>
     </w:p>
   </w:footnote>
-  <w:footnote w:id="35">
+  <w:footnote w:id="24">
     <w:p>
       <w:pPr>
         <w:pStyle w:val="FootnoteText"/>
@@ -5189,13 +4379,7 @@
         <w:t xml:space="preserve"> </w:t>
       </w:r>
       <w:r>
-        <w:t xml:space="preserve">“Does your head in”</w:t>
-      </w:r>
-      <w:r>
-        <w:t xml:space="preserve"> </w:t>
-      </w:r>
-      <w:r>
-        <w:t xml:space="preserve">- is difficult to think about, is extremely unpleasant.</w:t>
+        <w:t xml:space="preserve">“Does your head in” - is difficult to think about, is extremely unpleasant.</w:t>
       </w:r>
     </w:p>
   </w:footnote>
